--- a/Linux-Commands.docx
+++ b/Linux-Commands.docx
@@ -227,7 +227,7 @@
         <w:pStyle w:val="TextBody"/>
         <w:numPr>
           <w:ilvl w:val="0"/>
-          <w:numId w:val="1"/>
+          <w:numId w:val="2"/>
         </w:numPr>
         <w:tabs>
           <w:tab w:val="clear" w:pos="709"/>
@@ -241,276 +241,6 @@
       <w:r>
         <w:rPr/>
         <w:t>View current logged-in user</w:t>
-      </w:r>
-    </w:p>
-    <w:p>
-      <w:pPr>
-        <w:pStyle w:val="TextBody"/>
-        <w:numPr>
-          <w:ilvl w:val="0"/>
-          <w:numId w:val="1"/>
-        </w:numPr>
-        <w:tabs>
-          <w:tab w:val="clear" w:pos="709"/>
-          <w:tab w:val="left" w:pos="707" w:leader="none"/>
-        </w:tabs>
-        <w:bidi w:val="0"/>
-        <w:ind w:left="707" w:hanging="283"/>
-        <w:jc w:val="left"/>
-        <w:rPr/>
-      </w:pPr>
-      <w:r>
-        <w:rPr/>
-        <w:t>View hostname</w:t>
-      </w:r>
-    </w:p>
-    <w:p>
-      <w:pPr>
-        <w:pStyle w:val="TextBody"/>
-        <w:numPr>
-          <w:ilvl w:val="0"/>
-          <w:numId w:val="1"/>
-        </w:numPr>
-        <w:tabs>
-          <w:tab w:val="clear" w:pos="709"/>
-          <w:tab w:val="left" w:pos="707" w:leader="none"/>
-        </w:tabs>
-        <w:bidi w:val="0"/>
-        <w:ind w:left="707" w:hanging="283"/>
-        <w:jc w:val="left"/>
-        <w:rPr/>
-      </w:pPr>
-      <w:r>
-        <w:rPr/>
-        <w:t>View Linux kernel version</w:t>
-      </w:r>
-    </w:p>
-    <w:p>
-      <w:pPr>
-        <w:pStyle w:val="TextBody"/>
-        <w:numPr>
-          <w:ilvl w:val="0"/>
-          <w:numId w:val="1"/>
-        </w:numPr>
-        <w:tabs>
-          <w:tab w:val="clear" w:pos="709"/>
-          <w:tab w:val="left" w:pos="707" w:leader="none"/>
-        </w:tabs>
-        <w:bidi w:val="0"/>
-        <w:ind w:left="707" w:hanging="283"/>
-        <w:jc w:val="left"/>
-        <w:rPr/>
-      </w:pPr>
-      <w:r>
-        <w:rPr/>
-        <w:t>Check disk and memory usage</w:t>
-      </w:r>
-    </w:p>
-    <w:p>
-      <w:pPr>
-        <w:pStyle w:val="HorizontalLine"/>
-        <w:bidi w:val="0"/>
-        <w:jc w:val="left"/>
-        <w:rPr/>
-      </w:pPr>
-      <w:r>
-        <w:rPr/>
-      </w:r>
-    </w:p>
-    <w:p>
-      <w:pPr>
-        <w:pStyle w:val="Heading1"/>
-        <w:bidi w:val="0"/>
-        <w:jc w:val="left"/>
-        <w:rPr/>
-      </w:pPr>
-      <w:r>
-        <w:rPr/>
-        <w:t>Lab 2: Basic Navigation Commands</w:t>
-      </w:r>
-    </w:p>
-    <w:p>
-      <w:pPr>
-        <w:pStyle w:val="Heading2"/>
-        <w:bidi w:val="0"/>
-        <w:jc w:val="left"/>
-        <w:rPr/>
-      </w:pPr>
-      <w:r>
-        <w:rPr/>
-        <w:t>Objective</w:t>
-      </w:r>
-    </w:p>
-    <w:p>
-      <w:pPr>
-        <w:pStyle w:val="TextBody"/>
-        <w:bidi w:val="0"/>
-        <w:spacing w:lineRule="auto" w:line="276" w:before="0" w:after="140"/>
-        <w:jc w:val="left"/>
-        <w:rPr/>
-      </w:pPr>
-      <w:r>
-        <w:rPr/>
-        <w:t>Learn how to move between directories and view files.</w:t>
-      </w:r>
-    </w:p>
-    <w:p>
-      <w:pPr>
-        <w:pStyle w:val="Heading2"/>
-        <w:bidi w:val="0"/>
-        <w:jc w:val="left"/>
-        <w:rPr/>
-      </w:pPr>
-      <w:r>
-        <w:rPr/>
-        <w:t>Commands</w:t>
-      </w:r>
-    </w:p>
-    <w:p>
-      <w:pPr>
-        <w:pStyle w:val="PreformattedText"/>
-        <w:bidi w:val="0"/>
-        <w:spacing w:before="0" w:after="0"/>
-        <w:jc w:val="left"/>
-        <w:rPr/>
-      </w:pPr>
-      <w:r>
-        <w:rPr>
-          <w:rStyle w:val="SourceText"/>
-        </w:rPr>
-        <w:t>pwd</w:t>
-      </w:r>
-    </w:p>
-    <w:p>
-      <w:pPr>
-        <w:pStyle w:val="PreformattedText"/>
-        <w:bidi w:val="0"/>
-        <w:spacing w:before="0" w:after="0"/>
-        <w:jc w:val="left"/>
-        <w:rPr/>
-      </w:pPr>
-      <w:r>
-        <w:rPr>
-          <w:rStyle w:val="SourceText"/>
-        </w:rPr>
-        <w:t>ls</w:t>
-      </w:r>
-    </w:p>
-    <w:p>
-      <w:pPr>
-        <w:pStyle w:val="PreformattedText"/>
-        <w:bidi w:val="0"/>
-        <w:spacing w:before="0" w:after="0"/>
-        <w:jc w:val="left"/>
-        <w:rPr/>
-      </w:pPr>
-      <w:r>
-        <w:rPr>
-          <w:rStyle w:val="SourceText"/>
-        </w:rPr>
-        <w:t>ls -l</w:t>
-      </w:r>
-    </w:p>
-    <w:p>
-      <w:pPr>
-        <w:pStyle w:val="PreformattedText"/>
-        <w:bidi w:val="0"/>
-        <w:spacing w:before="0" w:after="0"/>
-        <w:jc w:val="left"/>
-        <w:rPr/>
-      </w:pPr>
-      <w:r>
-        <w:rPr>
-          <w:rStyle w:val="SourceText"/>
-        </w:rPr>
-        <w:t>ls -a</w:t>
-      </w:r>
-    </w:p>
-    <w:p>
-      <w:pPr>
-        <w:pStyle w:val="PreformattedText"/>
-        <w:bidi w:val="0"/>
-        <w:spacing w:before="0" w:after="0"/>
-        <w:jc w:val="left"/>
-        <w:rPr/>
-      </w:pPr>
-      <w:r>
-        <w:rPr>
-          <w:rStyle w:val="SourceText"/>
-        </w:rPr>
-        <w:t>cd /tmp</w:t>
-      </w:r>
-    </w:p>
-    <w:p>
-      <w:pPr>
-        <w:pStyle w:val="PreformattedText"/>
-        <w:bidi w:val="0"/>
-        <w:spacing w:before="0" w:after="0"/>
-        <w:jc w:val="left"/>
-        <w:rPr/>
-      </w:pPr>
-      <w:r>
-        <w:rPr>
-          <w:rStyle w:val="SourceText"/>
-        </w:rPr>
-        <w:t>pwd</w:t>
-      </w:r>
-    </w:p>
-    <w:p>
-      <w:pPr>
-        <w:pStyle w:val="PreformattedText"/>
-        <w:bidi w:val="0"/>
-        <w:spacing w:before="0" w:after="0"/>
-        <w:jc w:val="left"/>
-        <w:rPr/>
-      </w:pPr>
-      <w:r>
-        <w:rPr>
-          <w:rStyle w:val="SourceText"/>
-        </w:rPr>
-        <w:t>cd ~</w:t>
-      </w:r>
-    </w:p>
-    <w:p>
-      <w:pPr>
-        <w:pStyle w:val="PreformattedText"/>
-        <w:bidi w:val="0"/>
-        <w:spacing w:before="0" w:after="0"/>
-        <w:jc w:val="left"/>
-        <w:rPr/>
-      </w:pPr>
-      <w:r>
-        <w:rPr>
-          <w:rStyle w:val="SourceText"/>
-        </w:rPr>
-        <w:t>mkdir linux-lab</w:t>
-      </w:r>
-    </w:p>
-    <w:p>
-      <w:pPr>
-        <w:pStyle w:val="PreformattedText"/>
-        <w:bidi w:val="0"/>
-        <w:spacing w:before="0" w:after="283"/>
-        <w:jc w:val="left"/>
-        <w:rPr/>
-      </w:pPr>
-      <w:r>
-        <w:rPr>
-          <w:rStyle w:val="SourceText"/>
-        </w:rPr>
-        <w:t>cd linux-lab</w:t>
-      </w:r>
-    </w:p>
-    <w:p>
-      <w:pPr>
-        <w:pStyle w:val="Heading2"/>
-        <w:bidi w:val="0"/>
-        <w:jc w:val="left"/>
-        <w:rPr/>
-      </w:pPr>
-      <w:r>
-        <w:rPr/>
-        <w:t>Task</w:t>
       </w:r>
     </w:p>
     <w:p>
@@ -531,13 +261,7 @@
       </w:pPr>
       <w:r>
         <w:rPr/>
-        <w:t xml:space="preserve">Create a directory called </w:t>
-      </w:r>
-      <w:r>
-        <w:rPr>
-          <w:rStyle w:val="SourceText"/>
-        </w:rPr>
-        <w:t>practice</w:t>
+        <w:t>View hostname</w:t>
       </w:r>
     </w:p>
     <w:p>
@@ -558,7 +282,7 @@
       </w:pPr>
       <w:r>
         <w:rPr/>
-        <w:t>Move into it</w:t>
+        <w:t>View Linux kernel version</w:t>
       </w:r>
     </w:p>
     <w:p>
@@ -579,6 +303,282 @@
       </w:pPr>
       <w:r>
         <w:rPr/>
+        <w:t>Check disk and memory usage</w:t>
+      </w:r>
+    </w:p>
+    <w:p>
+      <w:pPr>
+        <w:pStyle w:val="HorizontalLine"/>
+        <w:bidi w:val="0"/>
+        <w:jc w:val="left"/>
+        <w:rPr/>
+      </w:pPr>
+      <w:r>
+        <w:rPr/>
+      </w:r>
+    </w:p>
+    <w:p>
+      <w:pPr>
+        <w:pStyle w:val="Heading1"/>
+        <w:bidi w:val="0"/>
+        <w:jc w:val="left"/>
+        <w:rPr/>
+      </w:pPr>
+      <w:r>
+        <w:rPr/>
+        <w:t>Lab 2: Basic Navigation Commands</w:t>
+      </w:r>
+    </w:p>
+    <w:p>
+      <w:pPr>
+        <w:pStyle w:val="Heading2"/>
+        <w:bidi w:val="0"/>
+        <w:jc w:val="left"/>
+        <w:rPr/>
+      </w:pPr>
+      <w:r>
+        <w:rPr/>
+        <w:t>Objective</w:t>
+      </w:r>
+    </w:p>
+    <w:p>
+      <w:pPr>
+        <w:pStyle w:val="TextBody"/>
+        <w:bidi w:val="0"/>
+        <w:spacing w:lineRule="auto" w:line="276" w:before="0" w:after="140"/>
+        <w:jc w:val="left"/>
+        <w:rPr/>
+      </w:pPr>
+      <w:r>
+        <w:rPr/>
+        <w:t>Learn how to move between directories and view files.</w:t>
+      </w:r>
+    </w:p>
+    <w:p>
+      <w:pPr>
+        <w:pStyle w:val="Heading2"/>
+        <w:bidi w:val="0"/>
+        <w:jc w:val="left"/>
+        <w:rPr/>
+      </w:pPr>
+      <w:r>
+        <w:rPr/>
+        <w:t>Commands</w:t>
+      </w:r>
+    </w:p>
+    <w:p>
+      <w:pPr>
+        <w:pStyle w:val="PreformattedText"/>
+        <w:bidi w:val="0"/>
+        <w:spacing w:before="0" w:after="0"/>
+        <w:jc w:val="left"/>
+        <w:rPr/>
+      </w:pPr>
+      <w:r>
+        <w:rPr>
+          <w:rStyle w:val="SourceText"/>
+        </w:rPr>
+        <w:t>pwd</w:t>
+      </w:r>
+    </w:p>
+    <w:p>
+      <w:pPr>
+        <w:pStyle w:val="PreformattedText"/>
+        <w:bidi w:val="0"/>
+        <w:spacing w:before="0" w:after="0"/>
+        <w:jc w:val="left"/>
+        <w:rPr/>
+      </w:pPr>
+      <w:r>
+        <w:rPr>
+          <w:rStyle w:val="SourceText"/>
+        </w:rPr>
+        <w:t>ls</w:t>
+      </w:r>
+    </w:p>
+    <w:p>
+      <w:pPr>
+        <w:pStyle w:val="PreformattedText"/>
+        <w:bidi w:val="0"/>
+        <w:spacing w:before="0" w:after="0"/>
+        <w:jc w:val="left"/>
+        <w:rPr/>
+      </w:pPr>
+      <w:r>
+        <w:rPr>
+          <w:rStyle w:val="SourceText"/>
+        </w:rPr>
+        <w:t>ls -l</w:t>
+      </w:r>
+    </w:p>
+    <w:p>
+      <w:pPr>
+        <w:pStyle w:val="PreformattedText"/>
+        <w:bidi w:val="0"/>
+        <w:spacing w:before="0" w:after="0"/>
+        <w:jc w:val="left"/>
+        <w:rPr/>
+      </w:pPr>
+      <w:r>
+        <w:rPr>
+          <w:rStyle w:val="SourceText"/>
+        </w:rPr>
+        <w:t>ls -a</w:t>
+      </w:r>
+    </w:p>
+    <w:p>
+      <w:pPr>
+        <w:pStyle w:val="PreformattedText"/>
+        <w:bidi w:val="0"/>
+        <w:spacing w:before="0" w:after="0"/>
+        <w:jc w:val="left"/>
+        <w:rPr/>
+      </w:pPr>
+      <w:r>
+        <w:rPr>
+          <w:rStyle w:val="SourceText"/>
+        </w:rPr>
+        <w:t>cd /tmp</w:t>
+      </w:r>
+    </w:p>
+    <w:p>
+      <w:pPr>
+        <w:pStyle w:val="PreformattedText"/>
+        <w:bidi w:val="0"/>
+        <w:spacing w:before="0" w:after="0"/>
+        <w:jc w:val="left"/>
+        <w:rPr/>
+      </w:pPr>
+      <w:r>
+        <w:rPr>
+          <w:rStyle w:val="SourceText"/>
+        </w:rPr>
+        <w:t>pwd</w:t>
+      </w:r>
+    </w:p>
+    <w:p>
+      <w:pPr>
+        <w:pStyle w:val="PreformattedText"/>
+        <w:bidi w:val="0"/>
+        <w:spacing w:before="0" w:after="0"/>
+        <w:jc w:val="left"/>
+        <w:rPr/>
+      </w:pPr>
+      <w:r>
+        <w:rPr>
+          <w:rStyle w:val="SourceText"/>
+        </w:rPr>
+        <w:t>cd ~</w:t>
+      </w:r>
+    </w:p>
+    <w:p>
+      <w:pPr>
+        <w:pStyle w:val="PreformattedText"/>
+        <w:bidi w:val="0"/>
+        <w:spacing w:before="0" w:after="0"/>
+        <w:jc w:val="left"/>
+        <w:rPr/>
+      </w:pPr>
+      <w:r>
+        <w:rPr>
+          <w:rStyle w:val="SourceText"/>
+        </w:rPr>
+        <w:t>mkdir linux-lab</w:t>
+      </w:r>
+    </w:p>
+    <w:p>
+      <w:pPr>
+        <w:pStyle w:val="PreformattedText"/>
+        <w:bidi w:val="0"/>
+        <w:spacing w:before="0" w:after="283"/>
+        <w:jc w:val="left"/>
+        <w:rPr/>
+      </w:pPr>
+      <w:r>
+        <w:rPr>
+          <w:rStyle w:val="SourceText"/>
+        </w:rPr>
+        <w:t>cd linux-lab</w:t>
+      </w:r>
+    </w:p>
+    <w:p>
+      <w:pPr>
+        <w:pStyle w:val="Heading2"/>
+        <w:bidi w:val="0"/>
+        <w:jc w:val="left"/>
+        <w:rPr/>
+      </w:pPr>
+      <w:r>
+        <w:rPr/>
+        <w:t>Task</w:t>
+      </w:r>
+    </w:p>
+    <w:p>
+      <w:pPr>
+        <w:pStyle w:val="TextBody"/>
+        <w:numPr>
+          <w:ilvl w:val="0"/>
+          <w:numId w:val="3"/>
+        </w:numPr>
+        <w:tabs>
+          <w:tab w:val="clear" w:pos="709"/>
+          <w:tab w:val="left" w:pos="707" w:leader="none"/>
+        </w:tabs>
+        <w:bidi w:val="0"/>
+        <w:ind w:left="707" w:hanging="283"/>
+        <w:jc w:val="left"/>
+        <w:rPr/>
+      </w:pPr>
+      <w:r>
+        <w:rPr/>
+        <w:t xml:space="preserve">Create a directory called </w:t>
+      </w:r>
+      <w:r>
+        <w:rPr>
+          <w:rStyle w:val="SourceText"/>
+        </w:rPr>
+        <w:t>practice</w:t>
+      </w:r>
+    </w:p>
+    <w:p>
+      <w:pPr>
+        <w:pStyle w:val="TextBody"/>
+        <w:numPr>
+          <w:ilvl w:val="0"/>
+          <w:numId w:val="3"/>
+        </w:numPr>
+        <w:tabs>
+          <w:tab w:val="clear" w:pos="709"/>
+          <w:tab w:val="left" w:pos="707" w:leader="none"/>
+        </w:tabs>
+        <w:bidi w:val="0"/>
+        <w:ind w:left="707" w:hanging="283"/>
+        <w:jc w:val="left"/>
+        <w:rPr/>
+      </w:pPr>
+      <w:r>
+        <w:rPr/>
+        <w:t>Move into it</w:t>
+      </w:r>
+    </w:p>
+    <w:p>
+      <w:pPr>
+        <w:pStyle w:val="TextBody"/>
+        <w:numPr>
+          <w:ilvl w:val="0"/>
+          <w:numId w:val="3"/>
+        </w:numPr>
+        <w:tabs>
+          <w:tab w:val="clear" w:pos="709"/>
+          <w:tab w:val="left" w:pos="707" w:leader="none"/>
+        </w:tabs>
+        <w:bidi w:val="0"/>
+        <w:ind w:left="707" w:hanging="283"/>
+        <w:jc w:val="left"/>
+        <w:rPr/>
+      </w:pPr>
+      <w:r>
+        <w:rPr/>
         <w:t>Create 3 empty files</w:t>
       </w:r>
     </w:p>
@@ -740,6 +740,191 @@
         <w:bidi w:val="0"/>
         <w:spacing w:before="0" w:after="0"/>
         <w:jc w:val="left"/>
+        <w:rPr>
+          <w:rStyle w:val="SourceText"/>
+        </w:rPr>
+      </w:pPr>
+      <w:r>
+        <w:rPr/>
+      </w:r>
+    </w:p>
+    <w:p>
+      <w:pPr>
+        <w:pStyle w:val="PreformattedText"/>
+        <w:bidi w:val="0"/>
+        <w:spacing w:before="0" w:after="0"/>
+        <w:jc w:val="left"/>
+        <w:rPr/>
+      </w:pPr>
+      <w:r>
+        <w:rPr>
+          <w:rStyle w:val="SourceText"/>
+        </w:rPr>
+        <w:t>echo "Linux Practice" &gt; demo.txt</w:t>
+      </w:r>
+    </w:p>
+    <w:p>
+      <w:pPr>
+        <w:pStyle w:val="PreformattedText"/>
+        <w:bidi w:val="0"/>
+        <w:spacing w:before="0" w:after="0"/>
+        <w:jc w:val="left"/>
+        <w:rPr/>
+      </w:pPr>
+      <w:r>
+        <w:rPr>
+          <w:rStyle w:val="SourceText"/>
+        </w:rPr>
+        <w:t>cat demo.txt</w:t>
+      </w:r>
+    </w:p>
+    <w:p>
+      <w:pPr>
+        <w:pStyle w:val="PreformattedText"/>
+        <w:bidi w:val="0"/>
+        <w:spacing w:before="0" w:after="0"/>
+        <w:jc w:val="left"/>
+        <w:rPr/>
+      </w:pPr>
+      <w:r>
+        <w:rPr>
+          <w:rStyle w:val="SourceText"/>
+        </w:rPr>
+        <w:t>echo "Linux Practice</w:t>
+      </w:r>
+      <w:r>
+        <w:rPr>
+          <w:rStyle w:val="SourceText"/>
+        </w:rPr>
+        <w:t>1</w:t>
+      </w:r>
+      <w:r>
+        <w:rPr>
+          <w:rStyle w:val="SourceText"/>
+        </w:rPr>
+        <w:t>" &gt; demo.txt</w:t>
+      </w:r>
+    </w:p>
+    <w:p>
+      <w:pPr>
+        <w:pStyle w:val="PreformattedText"/>
+        <w:bidi w:val="0"/>
+        <w:spacing w:before="0" w:after="0"/>
+        <w:jc w:val="left"/>
+        <w:rPr/>
+      </w:pPr>
+      <w:r>
+        <w:rPr>
+          <w:rStyle w:val="SourceText"/>
+        </w:rPr>
+        <w:t>cat demo.txt</w:t>
+      </w:r>
+    </w:p>
+    <w:p>
+      <w:pPr>
+        <w:pStyle w:val="PreformattedText"/>
+        <w:bidi w:val="0"/>
+        <w:spacing w:before="0" w:after="0"/>
+        <w:jc w:val="left"/>
+        <w:rPr/>
+      </w:pPr>
+      <w:r>
+        <w:rPr>
+          <w:rStyle w:val="SourceText"/>
+        </w:rPr>
+        <w:t>echo "</w:t>
+      </w:r>
+      <w:r>
+        <w:rPr>
+          <w:rStyle w:val="SourceText"/>
+          <w:rFonts w:eastAsia="Noto Sans Mono CJK SC" w:cs="Liberation Mono"/>
+          <w:color w:val="auto"/>
+          <w:kern w:val="2"/>
+          <w:sz w:val="20"/>
+          <w:szCs w:val="20"/>
+          <w:lang w:val="en-IN" w:eastAsia="zh-CN" w:bidi="hi-IN"/>
+        </w:rPr>
+        <w:t>2</w:t>
+      </w:r>
+      <w:r>
+        <w:rPr>
+          <w:rStyle w:val="SourceText"/>
+          <w:rFonts w:eastAsia="Noto Sans Mono CJK SC" w:cs="Liberation Mono"/>
+          <w:color w:val="auto"/>
+          <w:kern w:val="2"/>
+          <w:sz w:val="20"/>
+          <w:szCs w:val="20"/>
+          <w:vertAlign w:val="superscript"/>
+          <w:lang w:val="en-IN" w:eastAsia="zh-CN" w:bidi="hi-IN"/>
+        </w:rPr>
+        <w:t>nd</w:t>
+      </w:r>
+      <w:r>
+        <w:rPr>
+          <w:rStyle w:val="SourceText"/>
+          <w:rFonts w:eastAsia="Noto Sans Mono CJK SC" w:cs="Liberation Mono"/>
+          <w:color w:val="auto"/>
+          <w:kern w:val="2"/>
+          <w:sz w:val="20"/>
+          <w:szCs w:val="20"/>
+          <w:lang w:val="en-IN" w:eastAsia="zh-CN" w:bidi="hi-IN"/>
+        </w:rPr>
+        <w:t xml:space="preserve"> line added</w:t>
+      </w:r>
+      <w:r>
+        <w:rPr>
+          <w:rStyle w:val="SourceText"/>
+        </w:rPr>
+        <w:t xml:space="preserve">" </w:t>
+      </w:r>
+      <w:r>
+        <w:rPr>
+          <w:rStyle w:val="SourceText"/>
+        </w:rPr>
+        <w:t>&gt;</w:t>
+      </w:r>
+      <w:r>
+        <w:rPr>
+          <w:rStyle w:val="SourceText"/>
+        </w:rPr>
+        <w:t>&gt; demo.txt</w:t>
+      </w:r>
+    </w:p>
+    <w:p>
+      <w:pPr>
+        <w:pStyle w:val="PreformattedText"/>
+        <w:bidi w:val="0"/>
+        <w:spacing w:before="0" w:after="0"/>
+        <w:jc w:val="left"/>
+        <w:rPr/>
+      </w:pPr>
+      <w:r>
+        <w:rPr>
+          <w:rStyle w:val="SourceText"/>
+        </w:rPr>
+        <w:t>cat demo.txt</w:t>
+      </w:r>
+    </w:p>
+    <w:p>
+      <w:pPr>
+        <w:pStyle w:val="PreformattedText"/>
+        <w:bidi w:val="0"/>
+        <w:spacing w:before="0" w:after="0"/>
+        <w:jc w:val="left"/>
+        <w:rPr>
+          <w:rStyle w:val="SourceText"/>
+        </w:rPr>
+      </w:pPr>
+      <w:r>
+        <w:rPr/>
+      </w:r>
+    </w:p>
+    <w:p>
+      <w:pPr>
+        <w:pStyle w:val="PreformattedText"/>
+        <w:bidi w:val="0"/>
+        <w:spacing w:before="0" w:after="0"/>
+        <w:jc w:val="left"/>
         <w:rPr/>
       </w:pPr>
       <w:r>
@@ -761,21 +946,6 @@
         <w:rPr>
           <w:rStyle w:val="SourceText"/>
         </w:rPr>
-        <w:t>echo "Linux Practice" &gt; demo.txt</w:t>
-      </w:r>
-    </w:p>
-    <w:p>
-      <w:pPr>
-        <w:pStyle w:val="PreformattedText"/>
-        <w:bidi w:val="0"/>
-        <w:spacing w:before="0" w:after="0"/>
-        <w:jc w:val="left"/>
-        <w:rPr/>
-      </w:pPr>
-      <w:r>
-        <w:rPr>
-          <w:rStyle w:val="SourceText"/>
-        </w:rPr>
         <w:t>cp demo.txt docs/</w:t>
       </w:r>
     </w:p>
@@ -821,6 +991,21 @@
         <w:rPr>
           <w:rStyle w:val="SourceText"/>
         </w:rPr>
+        <w:t>ls -la docs</w:t>
+      </w:r>
+    </w:p>
+    <w:p>
+      <w:pPr>
+        <w:pStyle w:val="PreformattedText"/>
+        <w:bidi w:val="0"/>
+        <w:spacing w:before="0" w:after="0"/>
+        <w:jc w:val="left"/>
+        <w:rPr/>
+      </w:pPr>
+      <w:r>
+        <w:rPr>
+          <w:rStyle w:val="SourceText"/>
+        </w:rPr>
         <w:t>rm -f docs/demo.txt</w:t>
       </w:r>
     </w:p>
@@ -836,7 +1021,40 @@
         <w:rPr>
           <w:rStyle w:val="SourceText"/>
         </w:rPr>
-        <w:t>rmdir practice</w:t>
+        <w:t xml:space="preserve">rmdir </w:t>
+      </w:r>
+      <w:r>
+        <w:rPr>
+          <w:rStyle w:val="SourceText"/>
+          <w:rFonts w:eastAsia="Noto Sans Mono CJK SC" w:cs="Liberation Mono"/>
+          <w:color w:val="auto"/>
+          <w:kern w:val="2"/>
+          <w:sz w:val="20"/>
+          <w:szCs w:val="20"/>
+          <w:lang w:val="en-IN" w:eastAsia="zh-CN" w:bidi="hi-IN"/>
+        </w:rPr>
+        <w:t>docs</w:t>
+      </w:r>
+    </w:p>
+    <w:p>
+      <w:pPr>
+        <w:pStyle w:val="PreformattedText"/>
+        <w:bidi w:val="0"/>
+        <w:spacing w:before="0" w:after="283"/>
+        <w:jc w:val="left"/>
+        <w:rPr/>
+      </w:pPr>
+      <w:r>
+        <w:rPr>
+          <w:rStyle w:val="SourceText"/>
+          <w:rFonts w:eastAsia="Noto Sans Mono CJK SC" w:cs="Liberation Mono"/>
+          <w:color w:val="auto"/>
+          <w:kern w:val="2"/>
+          <w:sz w:val="20"/>
+          <w:szCs w:val="20"/>
+          <w:lang w:val="en-IN" w:eastAsia="zh-CN" w:bidi="hi-IN"/>
+        </w:rPr>
+        <w:t>rm -rf docs</w:t>
       </w:r>
     </w:p>
     <w:p>
@@ -856,7 +1074,7 @@
         <w:pStyle w:val="TextBody"/>
         <w:numPr>
           <w:ilvl w:val="0"/>
-          <w:numId w:val="3"/>
+          <w:numId w:val="4"/>
         </w:numPr>
         <w:tabs>
           <w:tab w:val="clear" w:pos="709"/>
@@ -883,7 +1101,7 @@
         <w:pStyle w:val="TextBody"/>
         <w:numPr>
           <w:ilvl w:val="0"/>
-          <w:numId w:val="3"/>
+          <w:numId w:val="4"/>
         </w:numPr>
         <w:tabs>
           <w:tab w:val="clear" w:pos="709"/>
@@ -920,7 +1138,7 @@
         <w:pStyle w:val="TextBody"/>
         <w:numPr>
           <w:ilvl w:val="0"/>
-          <w:numId w:val="3"/>
+          <w:numId w:val="4"/>
         </w:numPr>
         <w:tabs>
           <w:tab w:val="clear" w:pos="709"/>
@@ -1079,88 +1297,81 @@
         <w:bidi w:val="0"/>
         <w:spacing w:before="0" w:after="0"/>
         <w:jc w:val="left"/>
-        <w:rPr/>
-      </w:pPr>
-      <w:r>
-        <w:rPr>
-          <w:rStyle w:val="SourceText"/>
-        </w:rPr>
-        <w:t>echo "Welcome to Linux" &gt; notes.txt</w:t>
-      </w:r>
-    </w:p>
-    <w:p>
-      <w:pPr>
-        <w:pStyle w:val="PreformattedText"/>
-        <w:bidi w:val="0"/>
-        <w:spacing w:before="0" w:after="0"/>
-        <w:jc w:val="left"/>
-        <w:rPr/>
-      </w:pPr>
-      <w:r>
-        <w:rPr>
-          <w:rStyle w:val="SourceText"/>
-        </w:rPr>
-        <w:t>echo "This is line 2" &gt;&gt; notes.txt</w:t>
-      </w:r>
-    </w:p>
-    <w:p>
-      <w:pPr>
-        <w:pStyle w:val="PreformattedText"/>
-        <w:bidi w:val="0"/>
-        <w:spacing w:before="0" w:after="0"/>
-        <w:jc w:val="left"/>
-        <w:rPr/>
-      </w:pPr>
-      <w:r>
-        <w:rPr>
-          <w:rStyle w:val="SourceText"/>
-        </w:rPr>
-        <w:t>cat notes.txt</w:t>
-      </w:r>
-    </w:p>
-    <w:p>
-      <w:pPr>
-        <w:pStyle w:val="PreformattedText"/>
-        <w:bidi w:val="0"/>
-        <w:spacing w:before="0" w:after="0"/>
-        <w:jc w:val="left"/>
-        <w:rPr/>
-      </w:pPr>
-      <w:r>
-        <w:rPr>
-          <w:rStyle w:val="SourceText"/>
-        </w:rPr>
-        <w:t>more notes.txt</w:t>
-      </w:r>
-    </w:p>
-    <w:p>
-      <w:pPr>
-        <w:pStyle w:val="PreformattedText"/>
-        <w:bidi w:val="0"/>
-        <w:spacing w:before="0" w:after="0"/>
-        <w:jc w:val="left"/>
-        <w:rPr/>
-      </w:pPr>
-      <w:r>
-        <w:rPr>
-          <w:rStyle w:val="SourceText"/>
-        </w:rPr>
-        <w:t>less notes.txt</w:t>
-      </w:r>
-    </w:p>
-    <w:p>
-      <w:pPr>
-        <w:pStyle w:val="PreformattedText"/>
-        <w:bidi w:val="0"/>
-        <w:spacing w:before="0" w:after="0"/>
-        <w:jc w:val="left"/>
-        <w:rPr/>
-      </w:pPr>
-      <w:r>
-        <w:rPr>
-          <w:rStyle w:val="SourceText"/>
-        </w:rPr>
-        <w:t>head -n 1 notes.txt</w:t>
+        <w:rPr>
+          <w:rStyle w:val="SourceText"/>
+        </w:rPr>
+      </w:pPr>
+      <w:r>
+        <w:rPr/>
+      </w:r>
+    </w:p>
+    <w:p>
+      <w:pPr>
+        <w:pStyle w:val="PreformattedText"/>
+        <w:bidi w:val="0"/>
+        <w:spacing w:before="0" w:after="0"/>
+        <w:jc w:val="left"/>
+        <w:rPr/>
+      </w:pPr>
+      <w:r>
+        <w:rPr>
+          <w:rStyle w:val="SourceText"/>
+        </w:rPr>
+        <w:t>more /</w:t>
+      </w:r>
+      <w:r>
+        <w:rPr>
+          <w:rStyle w:val="SourceText"/>
+          <w:i/>
+          <w:iCs/>
+        </w:rPr>
+        <w:t>etc/passwd</w:t>
+      </w:r>
+    </w:p>
+    <w:p>
+      <w:pPr>
+        <w:pStyle w:val="PreformattedText"/>
+        <w:bidi w:val="0"/>
+        <w:spacing w:before="0" w:after="0"/>
+        <w:jc w:val="left"/>
+        <w:rPr/>
+      </w:pPr>
+      <w:r>
+        <w:rPr>
+          <w:rStyle w:val="SourceText"/>
+        </w:rPr>
+        <w:t>less /</w:t>
+      </w:r>
+      <w:r>
+        <w:rPr>
+          <w:rStyle w:val="SourceText"/>
+          <w:i/>
+          <w:iCs/>
+        </w:rPr>
+        <w:t>etc/passwd</w:t>
+      </w:r>
+    </w:p>
+    <w:p>
+      <w:pPr>
+        <w:pStyle w:val="PreformattedText"/>
+        <w:bidi w:val="0"/>
+        <w:spacing w:before="0" w:after="0"/>
+        <w:jc w:val="left"/>
+        <w:rPr/>
+      </w:pPr>
+      <w:r>
+        <w:rPr>
+          <w:rStyle w:val="SourceText"/>
+        </w:rPr>
+        <w:t>head -n 1 /</w:t>
+      </w:r>
+      <w:r>
+        <w:rPr>
+          <w:rStyle w:val="SourceText"/>
+          <w:i/>
+          <w:iCs/>
+        </w:rPr>
+        <w:t>etc/passwd</w:t>
       </w:r>
     </w:p>
     <w:p>
@@ -1175,7 +1386,32 @@
         <w:rPr>
           <w:rStyle w:val="SourceText"/>
         </w:rPr>
-        <w:t>tail -n 1 notes.txt</w:t>
+        <w:t>tail -n 1 /</w:t>
+      </w:r>
+      <w:r>
+        <w:rPr>
+          <w:rStyle w:val="SourceText"/>
+          <w:i/>
+          <w:iCs/>
+        </w:rPr>
+        <w:t>etc/passwd</w:t>
+      </w:r>
+    </w:p>
+    <w:p>
+      <w:pPr>
+        <w:pStyle w:val="PreformattedText"/>
+        <w:bidi w:val="0"/>
+        <w:spacing w:before="0" w:after="283"/>
+        <w:jc w:val="left"/>
+        <w:rPr/>
+      </w:pPr>
+      <w:r>
+        <w:rPr>
+          <w:rStyle w:val="SourceText"/>
+          <w:i/>
+          <w:iCs/>
+        </w:rPr>
+        <w:t>nano file1.txt</w:t>
       </w:r>
     </w:p>
     <w:p>
@@ -1255,7 +1491,25 @@
         <w:rPr>
           <w:rStyle w:val="SourceText"/>
         </w:rPr>
-        <w:t>find /home -name notes.txt</w:t>
+        <w:t xml:space="preserve">find /home -name </w:t>
+      </w:r>
+      <w:r>
+        <w:rPr>
+          <w:rStyle w:val="SourceText"/>
+          <w:rFonts w:eastAsia="Noto Sans Mono CJK SC" w:cs="Liberation Mono"/>
+          <w:color w:val="auto"/>
+          <w:kern w:val="2"/>
+          <w:sz w:val="20"/>
+          <w:szCs w:val="20"/>
+          <w:lang w:val="en-IN" w:eastAsia="zh-CN" w:bidi="hi-IN"/>
+        </w:rPr>
+        <w:t>file1</w:t>
+      </w:r>
+      <w:r>
+        <w:rPr>
+          <w:rStyle w:val="SourceText"/>
+        </w:rPr>
+        <w:t>.txt</w:t>
       </w:r>
     </w:p>
     <w:p>
@@ -1285,6 +1539,57 @@
         <w:rPr>
           <w:rStyle w:val="SourceText"/>
         </w:rPr>
+        <w:t>find /home -</w:t>
+      </w:r>
+      <w:r>
+        <w:rPr>
+          <w:rStyle w:val="SourceText"/>
+        </w:rPr>
+        <w:t>i</w:t>
+      </w:r>
+      <w:r>
+        <w:rPr>
+          <w:rStyle w:val="SourceText"/>
+        </w:rPr>
+        <w:t xml:space="preserve">name </w:t>
+      </w:r>
+      <w:r>
+        <w:rPr>
+          <w:rStyle w:val="SourceText"/>
+          <w:rFonts w:eastAsia="Noto Sans Mono CJK SC" w:cs="Liberation Mono"/>
+          <w:color w:val="auto"/>
+          <w:kern w:val="2"/>
+          <w:sz w:val="20"/>
+          <w:szCs w:val="20"/>
+          <w:lang w:val="en-IN" w:eastAsia="zh-CN" w:bidi="hi-IN"/>
+        </w:rPr>
+        <w:t>file1</w:t>
+      </w:r>
+      <w:r>
+        <w:rPr>
+          <w:rStyle w:val="SourceText"/>
+        </w:rPr>
+        <w:t xml:space="preserve">.txt – </w:t>
+      </w:r>
+      <w:r>
+        <w:rPr>
+          <w:rStyle w:val="SourceText"/>
+        </w:rPr>
+        <w:t>ignore case</w:t>
+      </w:r>
+    </w:p>
+    <w:p>
+      <w:pPr>
+        <w:pStyle w:val="PreformattedText"/>
+        <w:bidi w:val="0"/>
+        <w:spacing w:before="0" w:after="0"/>
+        <w:jc w:val="left"/>
+        <w:rPr/>
+      </w:pPr>
+      <w:r>
+        <w:rPr>
+          <w:rStyle w:val="SourceText"/>
+        </w:rPr>
         <w:t>which ls</w:t>
       </w:r>
     </w:p>
@@ -1300,7 +1605,49 @@
         <w:rPr>
           <w:rStyle w:val="SourceText"/>
         </w:rPr>
-        <w:t>grep "Linux" notes.txt</w:t>
+        <w:t>grep "</w:t>
+      </w:r>
+      <w:r>
+        <w:rPr>
+          <w:rStyle w:val="SourceText"/>
+        </w:rPr>
+        <w:t>l</w:t>
+      </w:r>
+      <w:r>
+        <w:rPr>
+          <w:rStyle w:val="SourceText"/>
+          <w:rFonts w:eastAsia="Noto Sans Mono CJK SC" w:cs="Liberation Mono"/>
+          <w:color w:val="auto"/>
+          <w:kern w:val="2"/>
+          <w:sz w:val="20"/>
+          <w:szCs w:val="20"/>
+          <w:lang w:val="en-IN" w:eastAsia="zh-CN" w:bidi="hi-IN"/>
+        </w:rPr>
+        <w:t>ine</w:t>
+      </w:r>
+      <w:r>
+        <w:rPr>
+          <w:rStyle w:val="SourceText"/>
+        </w:rPr>
+        <w:t xml:space="preserve">" </w:t>
+      </w:r>
+      <w:r>
+        <w:rPr>
+          <w:rStyle w:val="SourceText"/>
+          <w:rFonts w:eastAsia="Noto Sans Mono CJK SC" w:cs="Liberation Mono"/>
+          <w:color w:val="auto"/>
+          <w:kern w:val="2"/>
+          <w:sz w:val="20"/>
+          <w:szCs w:val="20"/>
+          <w:lang w:val="en-IN" w:eastAsia="zh-CN" w:bidi="hi-IN"/>
+        </w:rPr>
+        <w:t>file1</w:t>
+      </w:r>
+      <w:r>
+        <w:rPr>
+          <w:rStyle w:val="SourceText"/>
+        </w:rPr>
+        <w:t>.txt</w:t>
       </w:r>
     </w:p>
     <w:p>
@@ -1315,253 +1662,55 @@
         <w:rPr>
           <w:rStyle w:val="SourceText"/>
         </w:rPr>
-        <w:t>grep -i "welcome" notes.txt</w:t>
-      </w:r>
-    </w:p>
-    <w:p>
-      <w:pPr>
-        <w:pStyle w:val="Heading2"/>
-        <w:bidi w:val="0"/>
-        <w:jc w:val="left"/>
-        <w:rPr/>
-      </w:pPr>
-      <w:r>
-        <w:rPr/>
-        <w:t>Task</w:t>
-      </w:r>
-    </w:p>
-    <w:p>
-      <w:pPr>
-        <w:pStyle w:val="TextBody"/>
-        <w:numPr>
-          <w:ilvl w:val="0"/>
-          <w:numId w:val="4"/>
-        </w:numPr>
-        <w:tabs>
-          <w:tab w:val="clear" w:pos="709"/>
-          <w:tab w:val="left" w:pos="707" w:leader="none"/>
-        </w:tabs>
-        <w:bidi w:val="0"/>
-        <w:ind w:left="707" w:hanging="283"/>
-        <w:jc w:val="left"/>
-        <w:rPr/>
-      </w:pPr>
-      <w:r>
-        <w:rPr/>
-        <w:t>Create a file with 5 lines</w:t>
-      </w:r>
-    </w:p>
-    <w:p>
-      <w:pPr>
-        <w:pStyle w:val="TextBody"/>
-        <w:numPr>
-          <w:ilvl w:val="0"/>
-          <w:numId w:val="4"/>
-        </w:numPr>
-        <w:tabs>
-          <w:tab w:val="clear" w:pos="709"/>
-          <w:tab w:val="left" w:pos="707" w:leader="none"/>
-        </w:tabs>
-        <w:bidi w:val="0"/>
-        <w:ind w:left="707" w:hanging="283"/>
-        <w:jc w:val="left"/>
-        <w:rPr/>
-      </w:pPr>
-      <w:r>
-        <w:rPr/>
-        <w:t>Search for one specific word</w:t>
-      </w:r>
-    </w:p>
-    <w:p>
-      <w:pPr>
-        <w:pStyle w:val="HorizontalLine"/>
-        <w:bidi w:val="0"/>
-        <w:jc w:val="left"/>
-        <w:rPr/>
-      </w:pPr>
-      <w:r>
-        <w:rPr/>
-      </w:r>
-    </w:p>
-    <w:p>
-      <w:pPr>
-        <w:pStyle w:val="Heading1"/>
-        <w:bidi w:val="0"/>
-        <w:jc w:val="left"/>
-        <w:rPr/>
-      </w:pPr>
-      <w:r>
-        <w:rPr/>
-        <w:t>Lab 6: File Permissions</w:t>
-      </w:r>
-    </w:p>
-    <w:p>
-      <w:pPr>
-        <w:pStyle w:val="Heading2"/>
-        <w:bidi w:val="0"/>
-        <w:jc w:val="left"/>
-        <w:rPr/>
-      </w:pPr>
-      <w:r>
-        <w:rPr/>
-        <w:t>Objective</w:t>
-      </w:r>
-    </w:p>
-    <w:p>
-      <w:pPr>
-        <w:pStyle w:val="TextBody"/>
-        <w:bidi w:val="0"/>
-        <w:spacing w:lineRule="auto" w:line="276" w:before="0" w:after="140"/>
-        <w:jc w:val="left"/>
-        <w:rPr/>
-      </w:pPr>
-      <w:r>
-        <w:rPr/>
-        <w:t>Understand file ownership and permissions.</w:t>
-      </w:r>
-    </w:p>
-    <w:p>
-      <w:pPr>
-        <w:pStyle w:val="Heading2"/>
-        <w:bidi w:val="0"/>
-        <w:jc w:val="left"/>
-        <w:rPr/>
-      </w:pPr>
-      <w:r>
-        <w:rPr/>
-        <w:t>Commands</w:t>
-      </w:r>
-    </w:p>
-    <w:p>
-      <w:pPr>
-        <w:pStyle w:val="PreformattedText"/>
-        <w:bidi w:val="0"/>
-        <w:spacing w:before="0" w:after="0"/>
-        <w:jc w:val="left"/>
-        <w:rPr/>
-      </w:pPr>
-      <w:r>
-        <w:rPr>
-          <w:rStyle w:val="SourceText"/>
-        </w:rPr>
-        <w:t>ls -l notes.txt</w:t>
-      </w:r>
-    </w:p>
-    <w:p>
-      <w:pPr>
-        <w:pStyle w:val="PreformattedText"/>
-        <w:bidi w:val="0"/>
-        <w:spacing w:before="0" w:after="0"/>
-        <w:jc w:val="left"/>
-        <w:rPr/>
-      </w:pPr>
-      <w:r>
-        <w:rPr>
-          <w:rStyle w:val="SourceText"/>
-        </w:rPr>
-        <w:t>chmod 777 notes.txt</w:t>
-      </w:r>
-    </w:p>
-    <w:p>
-      <w:pPr>
-        <w:pStyle w:val="PreformattedText"/>
-        <w:bidi w:val="0"/>
-        <w:spacing w:before="0" w:after="0"/>
-        <w:jc w:val="left"/>
-        <w:rPr/>
-      </w:pPr>
-      <w:r>
-        <w:rPr>
-          <w:rStyle w:val="SourceText"/>
-        </w:rPr>
-        <w:t>ls -l notes.txt</w:t>
-      </w:r>
-    </w:p>
-    <w:p>
-      <w:pPr>
-        <w:pStyle w:val="PreformattedText"/>
-        <w:bidi w:val="0"/>
-        <w:spacing w:before="0" w:after="0"/>
-        <w:jc w:val="left"/>
-        <w:rPr/>
-      </w:pPr>
-      <w:r>
-        <w:rPr>
-          <w:rStyle w:val="SourceText"/>
-        </w:rPr>
-        <w:t>chmod 644 notes.txt</w:t>
-      </w:r>
-    </w:p>
-    <w:p>
-      <w:pPr>
-        <w:pStyle w:val="PreformattedText"/>
-        <w:bidi w:val="0"/>
-        <w:spacing w:before="0" w:after="283"/>
-        <w:jc w:val="left"/>
-        <w:rPr/>
-      </w:pPr>
-      <w:r>
-        <w:rPr>
-          <w:rStyle w:val="SourceText"/>
-        </w:rPr>
-        <w:t>chown root:root notes.txt</w:t>
-      </w:r>
-    </w:p>
-    <w:p>
-      <w:pPr>
-        <w:pStyle w:val="Heading2"/>
-        <w:bidi w:val="0"/>
-        <w:jc w:val="left"/>
-        <w:rPr/>
-      </w:pPr>
-      <w:r>
-        <w:rPr/>
-        <w:t>Permission Examples</w:t>
-      </w:r>
-    </w:p>
-    <w:p>
-      <w:pPr>
-        <w:pStyle w:val="PreformattedText"/>
-        <w:bidi w:val="0"/>
-        <w:spacing w:before="0" w:after="0"/>
-        <w:jc w:val="left"/>
-        <w:rPr/>
-      </w:pPr>
-      <w:r>
-        <w:rPr>
-          <w:rStyle w:val="SourceText"/>
-        </w:rPr>
-        <w:t>chmod u+x script.sh</w:t>
-      </w:r>
-    </w:p>
-    <w:p>
-      <w:pPr>
-        <w:pStyle w:val="PreformattedText"/>
-        <w:bidi w:val="0"/>
-        <w:spacing w:before="0" w:after="0"/>
-        <w:jc w:val="left"/>
-        <w:rPr/>
-      </w:pPr>
-      <w:r>
-        <w:rPr>
-          <w:rStyle w:val="SourceText"/>
-        </w:rPr>
-        <w:t>chmod g-w notes.txt</w:t>
-      </w:r>
-    </w:p>
-    <w:p>
-      <w:pPr>
-        <w:pStyle w:val="PreformattedText"/>
-        <w:bidi w:val="0"/>
-        <w:spacing w:before="0" w:after="283"/>
-        <w:jc w:val="left"/>
-        <w:rPr/>
-      </w:pPr>
-      <w:r>
-        <w:rPr>
-          <w:rStyle w:val="SourceText"/>
-        </w:rPr>
-        <w:t>chmod o-r notes.txt</w:t>
+        <w:t>grep -i "</w:t>
+      </w:r>
+      <w:r>
+        <w:rPr>
+          <w:rStyle w:val="SourceText"/>
+        </w:rPr>
+        <w:t>L</w:t>
+      </w:r>
+      <w:r>
+        <w:rPr>
+          <w:rStyle w:val="SourceText"/>
+          <w:rFonts w:eastAsia="Noto Sans Mono CJK SC" w:cs="Liberation Mono"/>
+          <w:color w:val="auto"/>
+          <w:kern w:val="2"/>
+          <w:sz w:val="20"/>
+          <w:szCs w:val="20"/>
+          <w:lang w:val="en-IN" w:eastAsia="zh-CN" w:bidi="hi-IN"/>
+        </w:rPr>
+        <w:t>ine</w:t>
+      </w:r>
+      <w:r>
+        <w:rPr>
+          <w:rStyle w:val="SourceText"/>
+        </w:rPr>
+        <w:t xml:space="preserve">" </w:t>
+      </w:r>
+      <w:r>
+        <w:rPr>
+          <w:rStyle w:val="SourceText"/>
+          <w:rFonts w:eastAsia="Noto Sans Mono CJK SC" w:cs="Liberation Mono"/>
+          <w:color w:val="auto"/>
+          <w:kern w:val="2"/>
+          <w:sz w:val="20"/>
+          <w:szCs w:val="20"/>
+          <w:lang w:val="en-IN" w:eastAsia="zh-CN" w:bidi="hi-IN"/>
+        </w:rPr>
+        <w:t>file1</w:t>
+      </w:r>
+      <w:r>
+        <w:rPr>
+          <w:rStyle w:val="SourceText"/>
+        </w:rPr>
+        <w:t xml:space="preserve">.txt – </w:t>
+      </w:r>
+      <w:r>
+        <w:rPr>
+          <w:rStyle w:val="SourceText"/>
+        </w:rPr>
+        <w:t>ignore case</w:t>
       </w:r>
     </w:p>
     <w:p>
@@ -1594,7 +1743,7 @@
       </w:pPr>
       <w:r>
         <w:rPr/>
-        <w:t>Create a script file</w:t>
+        <w:t>Create a file with 5 lines</w:t>
       </w:r>
     </w:p>
     <w:p>
@@ -1615,6 +1764,252 @@
       </w:pPr>
       <w:r>
         <w:rPr/>
+        <w:t>Search for one specific word</w:t>
+      </w:r>
+    </w:p>
+    <w:p>
+      <w:pPr>
+        <w:pStyle w:val="HorizontalLine"/>
+        <w:bidi w:val="0"/>
+        <w:jc w:val="left"/>
+        <w:rPr/>
+      </w:pPr>
+      <w:r>
+        <w:rPr/>
+      </w:r>
+    </w:p>
+    <w:p>
+      <w:pPr>
+        <w:pStyle w:val="Heading1"/>
+        <w:bidi w:val="0"/>
+        <w:jc w:val="left"/>
+        <w:rPr/>
+      </w:pPr>
+      <w:r>
+        <w:rPr/>
+        <w:t>Lab 6: File Permissions</w:t>
+      </w:r>
+    </w:p>
+    <w:p>
+      <w:pPr>
+        <w:pStyle w:val="Heading2"/>
+        <w:bidi w:val="0"/>
+        <w:jc w:val="left"/>
+        <w:rPr/>
+      </w:pPr>
+      <w:r>
+        <w:rPr/>
+        <w:t>Objective</w:t>
+      </w:r>
+    </w:p>
+    <w:p>
+      <w:pPr>
+        <w:pStyle w:val="TextBody"/>
+        <w:bidi w:val="0"/>
+        <w:spacing w:lineRule="auto" w:line="276" w:before="0" w:after="140"/>
+        <w:jc w:val="left"/>
+        <w:rPr/>
+      </w:pPr>
+      <w:r>
+        <w:rPr/>
+        <w:t>Understand file ownership and permissions.</w:t>
+      </w:r>
+    </w:p>
+    <w:p>
+      <w:pPr>
+        <w:pStyle w:val="Heading2"/>
+        <w:bidi w:val="0"/>
+        <w:jc w:val="left"/>
+        <w:rPr/>
+      </w:pPr>
+      <w:r>
+        <w:rPr/>
+        <w:t>Commands</w:t>
+      </w:r>
+    </w:p>
+    <w:p>
+      <w:pPr>
+        <w:pStyle w:val="PreformattedText"/>
+        <w:bidi w:val="0"/>
+        <w:spacing w:before="0" w:after="0"/>
+        <w:jc w:val="left"/>
+        <w:rPr/>
+      </w:pPr>
+      <w:r>
+        <w:rPr>
+          <w:rStyle w:val="SourceText"/>
+        </w:rPr>
+        <w:t>ls -l notes.txt</w:t>
+      </w:r>
+    </w:p>
+    <w:p>
+      <w:pPr>
+        <w:pStyle w:val="PreformattedText"/>
+        <w:bidi w:val="0"/>
+        <w:spacing w:before="0" w:after="0"/>
+        <w:jc w:val="left"/>
+        <w:rPr/>
+      </w:pPr>
+      <w:r>
+        <w:rPr>
+          <w:rStyle w:val="SourceText"/>
+        </w:rPr>
+        <w:t>chmod 777 notes.txt</w:t>
+      </w:r>
+    </w:p>
+    <w:p>
+      <w:pPr>
+        <w:pStyle w:val="PreformattedText"/>
+        <w:bidi w:val="0"/>
+        <w:spacing w:before="0" w:after="0"/>
+        <w:jc w:val="left"/>
+        <w:rPr/>
+      </w:pPr>
+      <w:r>
+        <w:rPr>
+          <w:rStyle w:val="SourceText"/>
+        </w:rPr>
+        <w:t>ls -l notes.txt</w:t>
+      </w:r>
+    </w:p>
+    <w:p>
+      <w:pPr>
+        <w:pStyle w:val="PreformattedText"/>
+        <w:bidi w:val="0"/>
+        <w:spacing w:before="0" w:after="0"/>
+        <w:jc w:val="left"/>
+        <w:rPr/>
+      </w:pPr>
+      <w:r>
+        <w:rPr>
+          <w:rStyle w:val="SourceText"/>
+        </w:rPr>
+        <w:t>chmod 644 notes.txt</w:t>
+      </w:r>
+    </w:p>
+    <w:p>
+      <w:pPr>
+        <w:pStyle w:val="PreformattedText"/>
+        <w:bidi w:val="0"/>
+        <w:spacing w:before="0" w:after="283"/>
+        <w:jc w:val="left"/>
+        <w:rPr/>
+      </w:pPr>
+      <w:r>
+        <w:rPr>
+          <w:rStyle w:val="SourceText"/>
+        </w:rPr>
+        <w:t>chown root:root notes.txt</w:t>
+      </w:r>
+    </w:p>
+    <w:p>
+      <w:pPr>
+        <w:pStyle w:val="Heading2"/>
+        <w:bidi w:val="0"/>
+        <w:jc w:val="left"/>
+        <w:rPr/>
+      </w:pPr>
+      <w:r>
+        <w:rPr/>
+        <w:t>Permission Examples</w:t>
+      </w:r>
+    </w:p>
+    <w:p>
+      <w:pPr>
+        <w:pStyle w:val="PreformattedText"/>
+        <w:bidi w:val="0"/>
+        <w:spacing w:before="0" w:after="0"/>
+        <w:jc w:val="left"/>
+        <w:rPr/>
+      </w:pPr>
+      <w:r>
+        <w:rPr>
+          <w:rStyle w:val="SourceText"/>
+        </w:rPr>
+        <w:t>chmod u+x script.sh</w:t>
+      </w:r>
+    </w:p>
+    <w:p>
+      <w:pPr>
+        <w:pStyle w:val="PreformattedText"/>
+        <w:bidi w:val="0"/>
+        <w:spacing w:before="0" w:after="0"/>
+        <w:jc w:val="left"/>
+        <w:rPr/>
+      </w:pPr>
+      <w:r>
+        <w:rPr>
+          <w:rStyle w:val="SourceText"/>
+        </w:rPr>
+        <w:t>chmod g-w notes.txt</w:t>
+      </w:r>
+    </w:p>
+    <w:p>
+      <w:pPr>
+        <w:pStyle w:val="PreformattedText"/>
+        <w:bidi w:val="0"/>
+        <w:spacing w:before="0" w:after="283"/>
+        <w:jc w:val="left"/>
+        <w:rPr/>
+      </w:pPr>
+      <w:r>
+        <w:rPr>
+          <w:rStyle w:val="SourceText"/>
+        </w:rPr>
+        <w:t>chmod o-r notes.txt</w:t>
+      </w:r>
+    </w:p>
+    <w:p>
+      <w:pPr>
+        <w:pStyle w:val="Heading2"/>
+        <w:bidi w:val="0"/>
+        <w:jc w:val="left"/>
+        <w:rPr/>
+      </w:pPr>
+      <w:r>
+        <w:rPr/>
+        <w:t>Task</w:t>
+      </w:r>
+    </w:p>
+    <w:p>
+      <w:pPr>
+        <w:pStyle w:val="TextBody"/>
+        <w:numPr>
+          <w:ilvl w:val="0"/>
+          <w:numId w:val="6"/>
+        </w:numPr>
+        <w:tabs>
+          <w:tab w:val="clear" w:pos="709"/>
+          <w:tab w:val="left" w:pos="707" w:leader="none"/>
+        </w:tabs>
+        <w:bidi w:val="0"/>
+        <w:ind w:left="707" w:hanging="283"/>
+        <w:jc w:val="left"/>
+        <w:rPr/>
+      </w:pPr>
+      <w:r>
+        <w:rPr/>
+        <w:t>Create a script file</w:t>
+      </w:r>
+    </w:p>
+    <w:p>
+      <w:pPr>
+        <w:pStyle w:val="TextBody"/>
+        <w:numPr>
+          <w:ilvl w:val="0"/>
+          <w:numId w:val="6"/>
+        </w:numPr>
+        <w:tabs>
+          <w:tab w:val="clear" w:pos="709"/>
+          <w:tab w:val="left" w:pos="707" w:leader="none"/>
+        </w:tabs>
+        <w:bidi w:val="0"/>
+        <w:ind w:left="707" w:hanging="283"/>
+        <w:jc w:val="left"/>
+        <w:rPr/>
+      </w:pPr>
+      <w:r>
+        <w:rPr/>
         <w:t>Give execute permission only to the owner</w:t>
       </w:r>
     </w:p>
@@ -1847,7 +2242,7 @@
         <w:pStyle w:val="TextBody"/>
         <w:numPr>
           <w:ilvl w:val="0"/>
-          <w:numId w:val="6"/>
+          <w:numId w:val="7"/>
         </w:numPr>
         <w:tabs>
           <w:tab w:val="clear" w:pos="709"/>
@@ -1868,7 +2263,7 @@
         <w:pStyle w:val="TextBody"/>
         <w:numPr>
           <w:ilvl w:val="0"/>
-          <w:numId w:val="6"/>
+          <w:numId w:val="7"/>
         </w:numPr>
         <w:tabs>
           <w:tab w:val="clear" w:pos="709"/>
@@ -2400,7 +2795,7 @@
         <w:pStyle w:val="TextBody"/>
         <w:numPr>
           <w:ilvl w:val="0"/>
-          <w:numId w:val="7"/>
+          <w:numId w:val="8"/>
         </w:numPr>
         <w:tabs>
           <w:tab w:val="clear" w:pos="709"/>
@@ -2421,7 +2816,7 @@
         <w:pStyle w:val="TextBody"/>
         <w:numPr>
           <w:ilvl w:val="0"/>
-          <w:numId w:val="7"/>
+          <w:numId w:val="8"/>
         </w:numPr>
         <w:tabs>
           <w:tab w:val="clear" w:pos="709"/>
@@ -2442,7 +2837,7 @@
         <w:pStyle w:val="TextBody"/>
         <w:numPr>
           <w:ilvl w:val="0"/>
-          <w:numId w:val="7"/>
+          <w:numId w:val="8"/>
         </w:numPr>
         <w:tabs>
           <w:tab w:val="clear" w:pos="709"/>
@@ -2827,7 +3222,7 @@
         <w:pStyle w:val="TextBody"/>
         <w:numPr>
           <w:ilvl w:val="0"/>
-          <w:numId w:val="8"/>
+          <w:numId w:val="9"/>
         </w:numPr>
         <w:tabs>
           <w:tab w:val="clear" w:pos="709"/>
@@ -2848,7 +3243,7 @@
         <w:pStyle w:val="TextBody"/>
         <w:numPr>
           <w:ilvl w:val="0"/>
-          <w:numId w:val="8"/>
+          <w:numId w:val="9"/>
         </w:numPr>
         <w:tabs>
           <w:tab w:val="clear" w:pos="709"/>
@@ -2869,7 +3264,7 @@
         <w:pStyle w:val="TextBody"/>
         <w:numPr>
           <w:ilvl w:val="0"/>
-          <w:numId w:val="8"/>
+          <w:numId w:val="9"/>
         </w:numPr>
         <w:tabs>
           <w:tab w:val="clear" w:pos="709"/>
@@ -3845,6 +4240,7 @@
       <w:pgNumType w:fmt="decimal"/>
       <w:formProt w:val="false"/>
       <w:textDirection w:val="lrTb"/>
+      <w:docGrid w:type="default" w:linePitch="100" w:charSpace="0"/>
     </w:sectPr>
   </w:body>
 </w:document>
@@ -3855,976 +4251,6 @@
   <w:abstractNum w:abstractNumId="1">
     <w:lvl w:ilvl="0">
       <w:start w:val="1"/>
-      <w:numFmt w:val="bullet"/>
-      <w:lvlText w:val=""/>
-      <w:lvlJc w:val="left"/>
-      <w:pPr>
-        <w:tabs>
-          <w:tab w:val="num" w:pos="707"/>
-        </w:tabs>
-        <w:ind w:left="707" w:hanging="283"/>
-      </w:pPr>
-      <w:rPr>
-        <w:rFonts w:ascii="Symbol" w:hAnsi="Symbol" w:cs="Symbol" w:hint="default"/>
-      </w:rPr>
-    </w:lvl>
-    <w:lvl w:ilvl="1">
-      <w:start w:val="1"/>
-      <w:numFmt w:val="bullet"/>
-      <w:lvlText w:val=""/>
-      <w:lvlJc w:val="left"/>
-      <w:pPr>
-        <w:tabs>
-          <w:tab w:val="num" w:pos="1414"/>
-        </w:tabs>
-        <w:ind w:left="1414" w:hanging="283"/>
-      </w:pPr>
-      <w:rPr>
-        <w:rFonts w:ascii="Symbol" w:hAnsi="Symbol" w:cs="Symbol" w:hint="default"/>
-      </w:rPr>
-    </w:lvl>
-    <w:lvl w:ilvl="2">
-      <w:start w:val="1"/>
-      <w:numFmt w:val="bullet"/>
-      <w:lvlText w:val=""/>
-      <w:lvlJc w:val="left"/>
-      <w:pPr>
-        <w:tabs>
-          <w:tab w:val="num" w:pos="2121"/>
-        </w:tabs>
-        <w:ind w:left="2121" w:hanging="283"/>
-      </w:pPr>
-      <w:rPr>
-        <w:rFonts w:ascii="Symbol" w:hAnsi="Symbol" w:cs="Symbol" w:hint="default"/>
-      </w:rPr>
-    </w:lvl>
-    <w:lvl w:ilvl="3">
-      <w:start w:val="1"/>
-      <w:numFmt w:val="bullet"/>
-      <w:lvlText w:val=""/>
-      <w:lvlJc w:val="left"/>
-      <w:pPr>
-        <w:tabs>
-          <w:tab w:val="num" w:pos="2828"/>
-        </w:tabs>
-        <w:ind w:left="2828" w:hanging="283"/>
-      </w:pPr>
-      <w:rPr>
-        <w:rFonts w:ascii="Symbol" w:hAnsi="Symbol" w:cs="Symbol" w:hint="default"/>
-      </w:rPr>
-    </w:lvl>
-    <w:lvl w:ilvl="4">
-      <w:start w:val="1"/>
-      <w:numFmt w:val="bullet"/>
-      <w:lvlText w:val=""/>
-      <w:lvlJc w:val="left"/>
-      <w:pPr>
-        <w:tabs>
-          <w:tab w:val="num" w:pos="3535"/>
-        </w:tabs>
-        <w:ind w:left="3535" w:hanging="283"/>
-      </w:pPr>
-      <w:rPr>
-        <w:rFonts w:ascii="Symbol" w:hAnsi="Symbol" w:cs="Symbol" w:hint="default"/>
-      </w:rPr>
-    </w:lvl>
-    <w:lvl w:ilvl="5">
-      <w:start w:val="1"/>
-      <w:numFmt w:val="bullet"/>
-      <w:lvlText w:val=""/>
-      <w:lvlJc w:val="left"/>
-      <w:pPr>
-        <w:tabs>
-          <w:tab w:val="num" w:pos="4242"/>
-        </w:tabs>
-        <w:ind w:left="4242" w:hanging="283"/>
-      </w:pPr>
-      <w:rPr>
-        <w:rFonts w:ascii="Symbol" w:hAnsi="Symbol" w:cs="Symbol" w:hint="default"/>
-      </w:rPr>
-    </w:lvl>
-    <w:lvl w:ilvl="6">
-      <w:start w:val="1"/>
-      <w:numFmt w:val="bullet"/>
-      <w:lvlText w:val=""/>
-      <w:lvlJc w:val="left"/>
-      <w:pPr>
-        <w:tabs>
-          <w:tab w:val="num" w:pos="4949"/>
-        </w:tabs>
-        <w:ind w:left="4949" w:hanging="283"/>
-      </w:pPr>
-      <w:rPr>
-        <w:rFonts w:ascii="Symbol" w:hAnsi="Symbol" w:cs="Symbol" w:hint="default"/>
-      </w:rPr>
-    </w:lvl>
-    <w:lvl w:ilvl="7">
-      <w:start w:val="1"/>
-      <w:numFmt w:val="bullet"/>
-      <w:lvlText w:val=""/>
-      <w:lvlJc w:val="left"/>
-      <w:pPr>
-        <w:tabs>
-          <w:tab w:val="num" w:pos="5656"/>
-        </w:tabs>
-        <w:ind w:left="5656" w:hanging="283"/>
-      </w:pPr>
-      <w:rPr>
-        <w:rFonts w:ascii="Symbol" w:hAnsi="Symbol" w:cs="Symbol" w:hint="default"/>
-      </w:rPr>
-    </w:lvl>
-    <w:lvl w:ilvl="8">
-      <w:start w:val="1"/>
-      <w:numFmt w:val="bullet"/>
-      <w:lvlText w:val=""/>
-      <w:lvlJc w:val="left"/>
-      <w:pPr>
-        <w:tabs>
-          <w:tab w:val="num" w:pos="6363"/>
-        </w:tabs>
-        <w:ind w:left="6363" w:hanging="283"/>
-      </w:pPr>
-      <w:rPr>
-        <w:rFonts w:ascii="Symbol" w:hAnsi="Symbol" w:cs="Symbol" w:hint="default"/>
-      </w:rPr>
-    </w:lvl>
-  </w:abstractNum>
-  <w:abstractNum w:abstractNumId="2">
-    <w:lvl w:ilvl="0">
-      <w:start w:val="1"/>
-      <w:numFmt w:val="decimal"/>
-      <w:lvlText w:val="%1."/>
-      <w:lvlJc w:val="left"/>
-      <w:pPr>
-        <w:tabs>
-          <w:tab w:val="num" w:pos="707"/>
-        </w:tabs>
-        <w:ind w:left="707" w:hanging="283"/>
-      </w:pPr>
-      <w:rPr/>
-    </w:lvl>
-    <w:lvl w:ilvl="1">
-      <w:start w:val="1"/>
-      <w:numFmt w:val="decimal"/>
-      <w:lvlText w:val="%2."/>
-      <w:lvlJc w:val="left"/>
-      <w:pPr>
-        <w:tabs>
-          <w:tab w:val="num" w:pos="1414"/>
-        </w:tabs>
-        <w:ind w:left="1414" w:hanging="283"/>
-      </w:pPr>
-      <w:rPr/>
-    </w:lvl>
-    <w:lvl w:ilvl="2">
-      <w:start w:val="1"/>
-      <w:numFmt w:val="decimal"/>
-      <w:lvlText w:val="%3."/>
-      <w:lvlJc w:val="left"/>
-      <w:pPr>
-        <w:tabs>
-          <w:tab w:val="num" w:pos="2121"/>
-        </w:tabs>
-        <w:ind w:left="2121" w:hanging="283"/>
-      </w:pPr>
-      <w:rPr/>
-    </w:lvl>
-    <w:lvl w:ilvl="3">
-      <w:start w:val="1"/>
-      <w:numFmt w:val="decimal"/>
-      <w:lvlText w:val="%4."/>
-      <w:lvlJc w:val="left"/>
-      <w:pPr>
-        <w:tabs>
-          <w:tab w:val="num" w:pos="2828"/>
-        </w:tabs>
-        <w:ind w:left="2828" w:hanging="283"/>
-      </w:pPr>
-      <w:rPr/>
-    </w:lvl>
-    <w:lvl w:ilvl="4">
-      <w:start w:val="1"/>
-      <w:numFmt w:val="decimal"/>
-      <w:lvlText w:val="%5."/>
-      <w:lvlJc w:val="left"/>
-      <w:pPr>
-        <w:tabs>
-          <w:tab w:val="num" w:pos="3535"/>
-        </w:tabs>
-        <w:ind w:left="3535" w:hanging="283"/>
-      </w:pPr>
-      <w:rPr/>
-    </w:lvl>
-    <w:lvl w:ilvl="5">
-      <w:start w:val="1"/>
-      <w:numFmt w:val="decimal"/>
-      <w:lvlText w:val="%6."/>
-      <w:lvlJc w:val="left"/>
-      <w:pPr>
-        <w:tabs>
-          <w:tab w:val="num" w:pos="4242"/>
-        </w:tabs>
-        <w:ind w:left="4242" w:hanging="283"/>
-      </w:pPr>
-      <w:rPr/>
-    </w:lvl>
-    <w:lvl w:ilvl="6">
-      <w:start w:val="1"/>
-      <w:numFmt w:val="decimal"/>
-      <w:lvlText w:val="%7."/>
-      <w:lvlJc w:val="left"/>
-      <w:pPr>
-        <w:tabs>
-          <w:tab w:val="num" w:pos="4949"/>
-        </w:tabs>
-        <w:ind w:left="4949" w:hanging="283"/>
-      </w:pPr>
-      <w:rPr/>
-    </w:lvl>
-    <w:lvl w:ilvl="7">
-      <w:start w:val="1"/>
-      <w:numFmt w:val="decimal"/>
-      <w:lvlText w:val="%8."/>
-      <w:lvlJc w:val="left"/>
-      <w:pPr>
-        <w:tabs>
-          <w:tab w:val="num" w:pos="5656"/>
-        </w:tabs>
-        <w:ind w:left="5656" w:hanging="283"/>
-      </w:pPr>
-      <w:rPr/>
-    </w:lvl>
-    <w:lvl w:ilvl="8">
-      <w:start w:val="1"/>
-      <w:numFmt w:val="decimal"/>
-      <w:lvlText w:val="%9."/>
-      <w:lvlJc w:val="left"/>
-      <w:pPr>
-        <w:tabs>
-          <w:tab w:val="num" w:pos="6363"/>
-        </w:tabs>
-        <w:ind w:left="6363" w:hanging="283"/>
-      </w:pPr>
-      <w:rPr/>
-    </w:lvl>
-  </w:abstractNum>
-  <w:abstractNum w:abstractNumId="3">
-    <w:lvl w:ilvl="0">
-      <w:start w:val="1"/>
-      <w:numFmt w:val="decimal"/>
-      <w:lvlText w:val="%1."/>
-      <w:lvlJc w:val="left"/>
-      <w:pPr>
-        <w:tabs>
-          <w:tab w:val="num" w:pos="707"/>
-        </w:tabs>
-        <w:ind w:left="707" w:hanging="283"/>
-      </w:pPr>
-      <w:rPr/>
-    </w:lvl>
-    <w:lvl w:ilvl="1">
-      <w:start w:val="1"/>
-      <w:numFmt w:val="decimal"/>
-      <w:lvlText w:val="%2."/>
-      <w:lvlJc w:val="left"/>
-      <w:pPr>
-        <w:tabs>
-          <w:tab w:val="num" w:pos="1414"/>
-        </w:tabs>
-        <w:ind w:left="1414" w:hanging="283"/>
-      </w:pPr>
-      <w:rPr/>
-    </w:lvl>
-    <w:lvl w:ilvl="2">
-      <w:start w:val="1"/>
-      <w:numFmt w:val="decimal"/>
-      <w:lvlText w:val="%3."/>
-      <w:lvlJc w:val="left"/>
-      <w:pPr>
-        <w:tabs>
-          <w:tab w:val="num" w:pos="2121"/>
-        </w:tabs>
-        <w:ind w:left="2121" w:hanging="283"/>
-      </w:pPr>
-      <w:rPr/>
-    </w:lvl>
-    <w:lvl w:ilvl="3">
-      <w:start w:val="1"/>
-      <w:numFmt w:val="decimal"/>
-      <w:lvlText w:val="%4."/>
-      <w:lvlJc w:val="left"/>
-      <w:pPr>
-        <w:tabs>
-          <w:tab w:val="num" w:pos="2828"/>
-        </w:tabs>
-        <w:ind w:left="2828" w:hanging="283"/>
-      </w:pPr>
-      <w:rPr/>
-    </w:lvl>
-    <w:lvl w:ilvl="4">
-      <w:start w:val="1"/>
-      <w:numFmt w:val="decimal"/>
-      <w:lvlText w:val="%5."/>
-      <w:lvlJc w:val="left"/>
-      <w:pPr>
-        <w:tabs>
-          <w:tab w:val="num" w:pos="3535"/>
-        </w:tabs>
-        <w:ind w:left="3535" w:hanging="283"/>
-      </w:pPr>
-      <w:rPr/>
-    </w:lvl>
-    <w:lvl w:ilvl="5">
-      <w:start w:val="1"/>
-      <w:numFmt w:val="decimal"/>
-      <w:lvlText w:val="%6."/>
-      <w:lvlJc w:val="left"/>
-      <w:pPr>
-        <w:tabs>
-          <w:tab w:val="num" w:pos="4242"/>
-        </w:tabs>
-        <w:ind w:left="4242" w:hanging="283"/>
-      </w:pPr>
-      <w:rPr/>
-    </w:lvl>
-    <w:lvl w:ilvl="6">
-      <w:start w:val="1"/>
-      <w:numFmt w:val="decimal"/>
-      <w:lvlText w:val="%7."/>
-      <w:lvlJc w:val="left"/>
-      <w:pPr>
-        <w:tabs>
-          <w:tab w:val="num" w:pos="4949"/>
-        </w:tabs>
-        <w:ind w:left="4949" w:hanging="283"/>
-      </w:pPr>
-      <w:rPr/>
-    </w:lvl>
-    <w:lvl w:ilvl="7">
-      <w:start w:val="1"/>
-      <w:numFmt w:val="decimal"/>
-      <w:lvlText w:val="%8."/>
-      <w:lvlJc w:val="left"/>
-      <w:pPr>
-        <w:tabs>
-          <w:tab w:val="num" w:pos="5656"/>
-        </w:tabs>
-        <w:ind w:left="5656" w:hanging="283"/>
-      </w:pPr>
-      <w:rPr/>
-    </w:lvl>
-    <w:lvl w:ilvl="8">
-      <w:start w:val="1"/>
-      <w:numFmt w:val="decimal"/>
-      <w:lvlText w:val="%9."/>
-      <w:lvlJc w:val="left"/>
-      <w:pPr>
-        <w:tabs>
-          <w:tab w:val="num" w:pos="6363"/>
-        </w:tabs>
-        <w:ind w:left="6363" w:hanging="283"/>
-      </w:pPr>
-      <w:rPr/>
-    </w:lvl>
-  </w:abstractNum>
-  <w:abstractNum w:abstractNumId="4">
-    <w:lvl w:ilvl="0">
-      <w:start w:val="1"/>
-      <w:numFmt w:val="decimal"/>
-      <w:lvlText w:val="%1."/>
-      <w:lvlJc w:val="left"/>
-      <w:pPr>
-        <w:tabs>
-          <w:tab w:val="num" w:pos="707"/>
-        </w:tabs>
-        <w:ind w:left="707" w:hanging="283"/>
-      </w:pPr>
-      <w:rPr/>
-    </w:lvl>
-    <w:lvl w:ilvl="1">
-      <w:start w:val="1"/>
-      <w:numFmt w:val="decimal"/>
-      <w:lvlText w:val="%2."/>
-      <w:lvlJc w:val="left"/>
-      <w:pPr>
-        <w:tabs>
-          <w:tab w:val="num" w:pos="1414"/>
-        </w:tabs>
-        <w:ind w:left="1414" w:hanging="283"/>
-      </w:pPr>
-      <w:rPr/>
-    </w:lvl>
-    <w:lvl w:ilvl="2">
-      <w:start w:val="1"/>
-      <w:numFmt w:val="decimal"/>
-      <w:lvlText w:val="%3."/>
-      <w:lvlJc w:val="left"/>
-      <w:pPr>
-        <w:tabs>
-          <w:tab w:val="num" w:pos="2121"/>
-        </w:tabs>
-        <w:ind w:left="2121" w:hanging="283"/>
-      </w:pPr>
-      <w:rPr/>
-    </w:lvl>
-    <w:lvl w:ilvl="3">
-      <w:start w:val="1"/>
-      <w:numFmt w:val="decimal"/>
-      <w:lvlText w:val="%4."/>
-      <w:lvlJc w:val="left"/>
-      <w:pPr>
-        <w:tabs>
-          <w:tab w:val="num" w:pos="2828"/>
-        </w:tabs>
-        <w:ind w:left="2828" w:hanging="283"/>
-      </w:pPr>
-      <w:rPr/>
-    </w:lvl>
-    <w:lvl w:ilvl="4">
-      <w:start w:val="1"/>
-      <w:numFmt w:val="decimal"/>
-      <w:lvlText w:val="%5."/>
-      <w:lvlJc w:val="left"/>
-      <w:pPr>
-        <w:tabs>
-          <w:tab w:val="num" w:pos="3535"/>
-        </w:tabs>
-        <w:ind w:left="3535" w:hanging="283"/>
-      </w:pPr>
-      <w:rPr/>
-    </w:lvl>
-    <w:lvl w:ilvl="5">
-      <w:start w:val="1"/>
-      <w:numFmt w:val="decimal"/>
-      <w:lvlText w:val="%6."/>
-      <w:lvlJc w:val="left"/>
-      <w:pPr>
-        <w:tabs>
-          <w:tab w:val="num" w:pos="4242"/>
-        </w:tabs>
-        <w:ind w:left="4242" w:hanging="283"/>
-      </w:pPr>
-      <w:rPr/>
-    </w:lvl>
-    <w:lvl w:ilvl="6">
-      <w:start w:val="1"/>
-      <w:numFmt w:val="decimal"/>
-      <w:lvlText w:val="%7."/>
-      <w:lvlJc w:val="left"/>
-      <w:pPr>
-        <w:tabs>
-          <w:tab w:val="num" w:pos="4949"/>
-        </w:tabs>
-        <w:ind w:left="4949" w:hanging="283"/>
-      </w:pPr>
-      <w:rPr/>
-    </w:lvl>
-    <w:lvl w:ilvl="7">
-      <w:start w:val="1"/>
-      <w:numFmt w:val="decimal"/>
-      <w:lvlText w:val="%8."/>
-      <w:lvlJc w:val="left"/>
-      <w:pPr>
-        <w:tabs>
-          <w:tab w:val="num" w:pos="5656"/>
-        </w:tabs>
-        <w:ind w:left="5656" w:hanging="283"/>
-      </w:pPr>
-      <w:rPr/>
-    </w:lvl>
-    <w:lvl w:ilvl="8">
-      <w:start w:val="1"/>
-      <w:numFmt w:val="decimal"/>
-      <w:lvlText w:val="%9."/>
-      <w:lvlJc w:val="left"/>
-      <w:pPr>
-        <w:tabs>
-          <w:tab w:val="num" w:pos="6363"/>
-        </w:tabs>
-        <w:ind w:left="6363" w:hanging="283"/>
-      </w:pPr>
-      <w:rPr/>
-    </w:lvl>
-  </w:abstractNum>
-  <w:abstractNum w:abstractNumId="5">
-    <w:lvl w:ilvl="0">
-      <w:start w:val="1"/>
-      <w:numFmt w:val="decimal"/>
-      <w:lvlText w:val="%1."/>
-      <w:lvlJc w:val="left"/>
-      <w:pPr>
-        <w:tabs>
-          <w:tab w:val="num" w:pos="707"/>
-        </w:tabs>
-        <w:ind w:left="707" w:hanging="283"/>
-      </w:pPr>
-      <w:rPr/>
-    </w:lvl>
-    <w:lvl w:ilvl="1">
-      <w:start w:val="1"/>
-      <w:numFmt w:val="decimal"/>
-      <w:lvlText w:val="%2."/>
-      <w:lvlJc w:val="left"/>
-      <w:pPr>
-        <w:tabs>
-          <w:tab w:val="num" w:pos="1414"/>
-        </w:tabs>
-        <w:ind w:left="1414" w:hanging="283"/>
-      </w:pPr>
-      <w:rPr/>
-    </w:lvl>
-    <w:lvl w:ilvl="2">
-      <w:start w:val="1"/>
-      <w:numFmt w:val="decimal"/>
-      <w:lvlText w:val="%3."/>
-      <w:lvlJc w:val="left"/>
-      <w:pPr>
-        <w:tabs>
-          <w:tab w:val="num" w:pos="2121"/>
-        </w:tabs>
-        <w:ind w:left="2121" w:hanging="283"/>
-      </w:pPr>
-      <w:rPr/>
-    </w:lvl>
-    <w:lvl w:ilvl="3">
-      <w:start w:val="1"/>
-      <w:numFmt w:val="decimal"/>
-      <w:lvlText w:val="%4."/>
-      <w:lvlJc w:val="left"/>
-      <w:pPr>
-        <w:tabs>
-          <w:tab w:val="num" w:pos="2828"/>
-        </w:tabs>
-        <w:ind w:left="2828" w:hanging="283"/>
-      </w:pPr>
-      <w:rPr/>
-    </w:lvl>
-    <w:lvl w:ilvl="4">
-      <w:start w:val="1"/>
-      <w:numFmt w:val="decimal"/>
-      <w:lvlText w:val="%5."/>
-      <w:lvlJc w:val="left"/>
-      <w:pPr>
-        <w:tabs>
-          <w:tab w:val="num" w:pos="3535"/>
-        </w:tabs>
-        <w:ind w:left="3535" w:hanging="283"/>
-      </w:pPr>
-      <w:rPr/>
-    </w:lvl>
-    <w:lvl w:ilvl="5">
-      <w:start w:val="1"/>
-      <w:numFmt w:val="decimal"/>
-      <w:lvlText w:val="%6."/>
-      <w:lvlJc w:val="left"/>
-      <w:pPr>
-        <w:tabs>
-          <w:tab w:val="num" w:pos="4242"/>
-        </w:tabs>
-        <w:ind w:left="4242" w:hanging="283"/>
-      </w:pPr>
-      <w:rPr/>
-    </w:lvl>
-    <w:lvl w:ilvl="6">
-      <w:start w:val="1"/>
-      <w:numFmt w:val="decimal"/>
-      <w:lvlText w:val="%7."/>
-      <w:lvlJc w:val="left"/>
-      <w:pPr>
-        <w:tabs>
-          <w:tab w:val="num" w:pos="4949"/>
-        </w:tabs>
-        <w:ind w:left="4949" w:hanging="283"/>
-      </w:pPr>
-      <w:rPr/>
-    </w:lvl>
-    <w:lvl w:ilvl="7">
-      <w:start w:val="1"/>
-      <w:numFmt w:val="decimal"/>
-      <w:lvlText w:val="%8."/>
-      <w:lvlJc w:val="left"/>
-      <w:pPr>
-        <w:tabs>
-          <w:tab w:val="num" w:pos="5656"/>
-        </w:tabs>
-        <w:ind w:left="5656" w:hanging="283"/>
-      </w:pPr>
-      <w:rPr/>
-    </w:lvl>
-    <w:lvl w:ilvl="8">
-      <w:start w:val="1"/>
-      <w:numFmt w:val="decimal"/>
-      <w:lvlText w:val="%9."/>
-      <w:lvlJc w:val="left"/>
-      <w:pPr>
-        <w:tabs>
-          <w:tab w:val="num" w:pos="6363"/>
-        </w:tabs>
-        <w:ind w:left="6363" w:hanging="283"/>
-      </w:pPr>
-      <w:rPr/>
-    </w:lvl>
-  </w:abstractNum>
-  <w:abstractNum w:abstractNumId="6">
-    <w:lvl w:ilvl="0">
-      <w:start w:val="1"/>
-      <w:numFmt w:val="decimal"/>
-      <w:lvlText w:val="%1."/>
-      <w:lvlJc w:val="left"/>
-      <w:pPr>
-        <w:tabs>
-          <w:tab w:val="num" w:pos="707"/>
-        </w:tabs>
-        <w:ind w:left="707" w:hanging="283"/>
-      </w:pPr>
-      <w:rPr/>
-    </w:lvl>
-    <w:lvl w:ilvl="1">
-      <w:start w:val="1"/>
-      <w:numFmt w:val="decimal"/>
-      <w:lvlText w:val="%2."/>
-      <w:lvlJc w:val="left"/>
-      <w:pPr>
-        <w:tabs>
-          <w:tab w:val="num" w:pos="1414"/>
-        </w:tabs>
-        <w:ind w:left="1414" w:hanging="283"/>
-      </w:pPr>
-      <w:rPr/>
-    </w:lvl>
-    <w:lvl w:ilvl="2">
-      <w:start w:val="1"/>
-      <w:numFmt w:val="decimal"/>
-      <w:lvlText w:val="%3."/>
-      <w:lvlJc w:val="left"/>
-      <w:pPr>
-        <w:tabs>
-          <w:tab w:val="num" w:pos="2121"/>
-        </w:tabs>
-        <w:ind w:left="2121" w:hanging="283"/>
-      </w:pPr>
-      <w:rPr/>
-    </w:lvl>
-    <w:lvl w:ilvl="3">
-      <w:start w:val="1"/>
-      <w:numFmt w:val="decimal"/>
-      <w:lvlText w:val="%4."/>
-      <w:lvlJc w:val="left"/>
-      <w:pPr>
-        <w:tabs>
-          <w:tab w:val="num" w:pos="2828"/>
-        </w:tabs>
-        <w:ind w:left="2828" w:hanging="283"/>
-      </w:pPr>
-      <w:rPr/>
-    </w:lvl>
-    <w:lvl w:ilvl="4">
-      <w:start w:val="1"/>
-      <w:numFmt w:val="decimal"/>
-      <w:lvlText w:val="%5."/>
-      <w:lvlJc w:val="left"/>
-      <w:pPr>
-        <w:tabs>
-          <w:tab w:val="num" w:pos="3535"/>
-        </w:tabs>
-        <w:ind w:left="3535" w:hanging="283"/>
-      </w:pPr>
-      <w:rPr/>
-    </w:lvl>
-    <w:lvl w:ilvl="5">
-      <w:start w:val="1"/>
-      <w:numFmt w:val="decimal"/>
-      <w:lvlText w:val="%6."/>
-      <w:lvlJc w:val="left"/>
-      <w:pPr>
-        <w:tabs>
-          <w:tab w:val="num" w:pos="4242"/>
-        </w:tabs>
-        <w:ind w:left="4242" w:hanging="283"/>
-      </w:pPr>
-      <w:rPr/>
-    </w:lvl>
-    <w:lvl w:ilvl="6">
-      <w:start w:val="1"/>
-      <w:numFmt w:val="decimal"/>
-      <w:lvlText w:val="%7."/>
-      <w:lvlJc w:val="left"/>
-      <w:pPr>
-        <w:tabs>
-          <w:tab w:val="num" w:pos="4949"/>
-        </w:tabs>
-        <w:ind w:left="4949" w:hanging="283"/>
-      </w:pPr>
-      <w:rPr/>
-    </w:lvl>
-    <w:lvl w:ilvl="7">
-      <w:start w:val="1"/>
-      <w:numFmt w:val="decimal"/>
-      <w:lvlText w:val="%8."/>
-      <w:lvlJc w:val="left"/>
-      <w:pPr>
-        <w:tabs>
-          <w:tab w:val="num" w:pos="5656"/>
-        </w:tabs>
-        <w:ind w:left="5656" w:hanging="283"/>
-      </w:pPr>
-      <w:rPr/>
-    </w:lvl>
-    <w:lvl w:ilvl="8">
-      <w:start w:val="1"/>
-      <w:numFmt w:val="decimal"/>
-      <w:lvlText w:val="%9."/>
-      <w:lvlJc w:val="left"/>
-      <w:pPr>
-        <w:tabs>
-          <w:tab w:val="num" w:pos="6363"/>
-        </w:tabs>
-        <w:ind w:left="6363" w:hanging="283"/>
-      </w:pPr>
-      <w:rPr/>
-    </w:lvl>
-  </w:abstractNum>
-  <w:abstractNum w:abstractNumId="7">
-    <w:lvl w:ilvl="0">
-      <w:start w:val="1"/>
-      <w:numFmt w:val="decimal"/>
-      <w:lvlText w:val="%1."/>
-      <w:lvlJc w:val="left"/>
-      <w:pPr>
-        <w:tabs>
-          <w:tab w:val="num" w:pos="707"/>
-        </w:tabs>
-        <w:ind w:left="707" w:hanging="283"/>
-      </w:pPr>
-      <w:rPr/>
-    </w:lvl>
-    <w:lvl w:ilvl="1">
-      <w:start w:val="1"/>
-      <w:numFmt w:val="decimal"/>
-      <w:lvlText w:val="%2."/>
-      <w:lvlJc w:val="left"/>
-      <w:pPr>
-        <w:tabs>
-          <w:tab w:val="num" w:pos="1414"/>
-        </w:tabs>
-        <w:ind w:left="1414" w:hanging="283"/>
-      </w:pPr>
-      <w:rPr/>
-    </w:lvl>
-    <w:lvl w:ilvl="2">
-      <w:start w:val="1"/>
-      <w:numFmt w:val="decimal"/>
-      <w:lvlText w:val="%3."/>
-      <w:lvlJc w:val="left"/>
-      <w:pPr>
-        <w:tabs>
-          <w:tab w:val="num" w:pos="2121"/>
-        </w:tabs>
-        <w:ind w:left="2121" w:hanging="283"/>
-      </w:pPr>
-      <w:rPr/>
-    </w:lvl>
-    <w:lvl w:ilvl="3">
-      <w:start w:val="1"/>
-      <w:numFmt w:val="decimal"/>
-      <w:lvlText w:val="%4."/>
-      <w:lvlJc w:val="left"/>
-      <w:pPr>
-        <w:tabs>
-          <w:tab w:val="num" w:pos="2828"/>
-        </w:tabs>
-        <w:ind w:left="2828" w:hanging="283"/>
-      </w:pPr>
-      <w:rPr/>
-    </w:lvl>
-    <w:lvl w:ilvl="4">
-      <w:start w:val="1"/>
-      <w:numFmt w:val="decimal"/>
-      <w:lvlText w:val="%5."/>
-      <w:lvlJc w:val="left"/>
-      <w:pPr>
-        <w:tabs>
-          <w:tab w:val="num" w:pos="3535"/>
-        </w:tabs>
-        <w:ind w:left="3535" w:hanging="283"/>
-      </w:pPr>
-      <w:rPr/>
-    </w:lvl>
-    <w:lvl w:ilvl="5">
-      <w:start w:val="1"/>
-      <w:numFmt w:val="decimal"/>
-      <w:lvlText w:val="%6."/>
-      <w:lvlJc w:val="left"/>
-      <w:pPr>
-        <w:tabs>
-          <w:tab w:val="num" w:pos="4242"/>
-        </w:tabs>
-        <w:ind w:left="4242" w:hanging="283"/>
-      </w:pPr>
-      <w:rPr/>
-    </w:lvl>
-    <w:lvl w:ilvl="6">
-      <w:start w:val="1"/>
-      <w:numFmt w:val="decimal"/>
-      <w:lvlText w:val="%7."/>
-      <w:lvlJc w:val="left"/>
-      <w:pPr>
-        <w:tabs>
-          <w:tab w:val="num" w:pos="4949"/>
-        </w:tabs>
-        <w:ind w:left="4949" w:hanging="283"/>
-      </w:pPr>
-      <w:rPr/>
-    </w:lvl>
-    <w:lvl w:ilvl="7">
-      <w:start w:val="1"/>
-      <w:numFmt w:val="decimal"/>
-      <w:lvlText w:val="%8."/>
-      <w:lvlJc w:val="left"/>
-      <w:pPr>
-        <w:tabs>
-          <w:tab w:val="num" w:pos="5656"/>
-        </w:tabs>
-        <w:ind w:left="5656" w:hanging="283"/>
-      </w:pPr>
-      <w:rPr/>
-    </w:lvl>
-    <w:lvl w:ilvl="8">
-      <w:start w:val="1"/>
-      <w:numFmt w:val="decimal"/>
-      <w:lvlText w:val="%9."/>
-      <w:lvlJc w:val="left"/>
-      <w:pPr>
-        <w:tabs>
-          <w:tab w:val="num" w:pos="6363"/>
-        </w:tabs>
-        <w:ind w:left="6363" w:hanging="283"/>
-      </w:pPr>
-      <w:rPr/>
-    </w:lvl>
-  </w:abstractNum>
-  <w:abstractNum w:abstractNumId="8">
-    <w:lvl w:ilvl="0">
-      <w:start w:val="1"/>
-      <w:numFmt w:val="decimal"/>
-      <w:lvlText w:val="%1."/>
-      <w:lvlJc w:val="left"/>
-      <w:pPr>
-        <w:tabs>
-          <w:tab w:val="num" w:pos="707"/>
-        </w:tabs>
-        <w:ind w:left="707" w:hanging="283"/>
-      </w:pPr>
-      <w:rPr/>
-    </w:lvl>
-    <w:lvl w:ilvl="1">
-      <w:start w:val="1"/>
-      <w:numFmt w:val="decimal"/>
-      <w:lvlText w:val="%2."/>
-      <w:lvlJc w:val="left"/>
-      <w:pPr>
-        <w:tabs>
-          <w:tab w:val="num" w:pos="1414"/>
-        </w:tabs>
-        <w:ind w:left="1414" w:hanging="283"/>
-      </w:pPr>
-      <w:rPr/>
-    </w:lvl>
-    <w:lvl w:ilvl="2">
-      <w:start w:val="1"/>
-      <w:numFmt w:val="decimal"/>
-      <w:lvlText w:val="%3."/>
-      <w:lvlJc w:val="left"/>
-      <w:pPr>
-        <w:tabs>
-          <w:tab w:val="num" w:pos="2121"/>
-        </w:tabs>
-        <w:ind w:left="2121" w:hanging="283"/>
-      </w:pPr>
-      <w:rPr/>
-    </w:lvl>
-    <w:lvl w:ilvl="3">
-      <w:start w:val="1"/>
-      <w:numFmt w:val="decimal"/>
-      <w:lvlText w:val="%4."/>
-      <w:lvlJc w:val="left"/>
-      <w:pPr>
-        <w:tabs>
-          <w:tab w:val="num" w:pos="2828"/>
-        </w:tabs>
-        <w:ind w:left="2828" w:hanging="283"/>
-      </w:pPr>
-      <w:rPr/>
-    </w:lvl>
-    <w:lvl w:ilvl="4">
-      <w:start w:val="1"/>
-      <w:numFmt w:val="decimal"/>
-      <w:lvlText w:val="%5."/>
-      <w:lvlJc w:val="left"/>
-      <w:pPr>
-        <w:tabs>
-          <w:tab w:val="num" w:pos="3535"/>
-        </w:tabs>
-        <w:ind w:left="3535" w:hanging="283"/>
-      </w:pPr>
-      <w:rPr/>
-    </w:lvl>
-    <w:lvl w:ilvl="5">
-      <w:start w:val="1"/>
-      <w:numFmt w:val="decimal"/>
-      <w:lvlText w:val="%6."/>
-      <w:lvlJc w:val="left"/>
-      <w:pPr>
-        <w:tabs>
-          <w:tab w:val="num" w:pos="4242"/>
-        </w:tabs>
-        <w:ind w:left="4242" w:hanging="283"/>
-      </w:pPr>
-      <w:rPr/>
-    </w:lvl>
-    <w:lvl w:ilvl="6">
-      <w:start w:val="1"/>
-      <w:numFmt w:val="decimal"/>
-      <w:lvlText w:val="%7."/>
-      <w:lvlJc w:val="left"/>
-      <w:pPr>
-        <w:tabs>
-          <w:tab w:val="num" w:pos="4949"/>
-        </w:tabs>
-        <w:ind w:left="4949" w:hanging="283"/>
-      </w:pPr>
-      <w:rPr/>
-    </w:lvl>
-    <w:lvl w:ilvl="7">
-      <w:start w:val="1"/>
-      <w:numFmt w:val="decimal"/>
-      <w:lvlText w:val="%8."/>
-      <w:lvlJc w:val="left"/>
-      <w:pPr>
-        <w:tabs>
-          <w:tab w:val="num" w:pos="5656"/>
-        </w:tabs>
-        <w:ind w:left="5656" w:hanging="283"/>
-      </w:pPr>
-      <w:rPr/>
-    </w:lvl>
-    <w:lvl w:ilvl="8">
-      <w:start w:val="1"/>
-      <w:numFmt w:val="decimal"/>
-      <w:lvlText w:val="%9."/>
-      <w:lvlJc w:val="left"/>
-      <w:pPr>
-        <w:tabs>
-          <w:tab w:val="num" w:pos="6363"/>
-        </w:tabs>
-        <w:ind w:left="6363" w:hanging="283"/>
-      </w:pPr>
-      <w:rPr/>
-    </w:lvl>
-  </w:abstractNum>
-  <w:abstractNum w:abstractNumId="9">
-    <w:lvl w:ilvl="0">
-      <w:start w:val="1"/>
       <w:pStyle w:val="Heading1"/>
       <w:numFmt w:val="none"/>
       <w:suff w:val="nothing"/>
@@ -4940,6 +4366,913 @@
           <w:tab w:val="num" w:pos="0"/>
         </w:tabs>
         <w:ind w:left="0" w:hanging="0"/>
+      </w:pPr>
+    </w:lvl>
+  </w:abstractNum>
+  <w:abstractNum w:abstractNumId="2">
+    <w:lvl w:ilvl="0">
+      <w:start w:val="1"/>
+      <w:numFmt w:val="bullet"/>
+      <w:lvlText w:val=""/>
+      <w:lvlJc w:val="left"/>
+      <w:pPr>
+        <w:tabs>
+          <w:tab w:val="num" w:pos="707"/>
+        </w:tabs>
+        <w:ind w:left="707" w:hanging="283"/>
+      </w:pPr>
+      <w:rPr>
+        <w:rFonts w:ascii="Symbol" w:hAnsi="Symbol" w:cs="Symbol" w:hint="default"/>
+      </w:rPr>
+    </w:lvl>
+    <w:lvl w:ilvl="1">
+      <w:start w:val="1"/>
+      <w:numFmt w:val="bullet"/>
+      <w:lvlText w:val=""/>
+      <w:lvlJc w:val="left"/>
+      <w:pPr>
+        <w:tabs>
+          <w:tab w:val="num" w:pos="1414"/>
+        </w:tabs>
+        <w:ind w:left="1414" w:hanging="283"/>
+      </w:pPr>
+      <w:rPr>
+        <w:rFonts w:ascii="Symbol" w:hAnsi="Symbol" w:cs="Symbol" w:hint="default"/>
+      </w:rPr>
+    </w:lvl>
+    <w:lvl w:ilvl="2">
+      <w:start w:val="1"/>
+      <w:numFmt w:val="bullet"/>
+      <w:lvlText w:val=""/>
+      <w:lvlJc w:val="left"/>
+      <w:pPr>
+        <w:tabs>
+          <w:tab w:val="num" w:pos="2121"/>
+        </w:tabs>
+        <w:ind w:left="2121" w:hanging="283"/>
+      </w:pPr>
+      <w:rPr>
+        <w:rFonts w:ascii="Symbol" w:hAnsi="Symbol" w:cs="Symbol" w:hint="default"/>
+      </w:rPr>
+    </w:lvl>
+    <w:lvl w:ilvl="3">
+      <w:start w:val="1"/>
+      <w:numFmt w:val="bullet"/>
+      <w:lvlText w:val=""/>
+      <w:lvlJc w:val="left"/>
+      <w:pPr>
+        <w:tabs>
+          <w:tab w:val="num" w:pos="2828"/>
+        </w:tabs>
+        <w:ind w:left="2828" w:hanging="283"/>
+      </w:pPr>
+      <w:rPr>
+        <w:rFonts w:ascii="Symbol" w:hAnsi="Symbol" w:cs="Symbol" w:hint="default"/>
+      </w:rPr>
+    </w:lvl>
+    <w:lvl w:ilvl="4">
+      <w:start w:val="1"/>
+      <w:numFmt w:val="bullet"/>
+      <w:lvlText w:val=""/>
+      <w:lvlJc w:val="left"/>
+      <w:pPr>
+        <w:tabs>
+          <w:tab w:val="num" w:pos="3535"/>
+        </w:tabs>
+        <w:ind w:left="3535" w:hanging="283"/>
+      </w:pPr>
+      <w:rPr>
+        <w:rFonts w:ascii="Symbol" w:hAnsi="Symbol" w:cs="Symbol" w:hint="default"/>
+      </w:rPr>
+    </w:lvl>
+    <w:lvl w:ilvl="5">
+      <w:start w:val="1"/>
+      <w:numFmt w:val="bullet"/>
+      <w:lvlText w:val=""/>
+      <w:lvlJc w:val="left"/>
+      <w:pPr>
+        <w:tabs>
+          <w:tab w:val="num" w:pos="4242"/>
+        </w:tabs>
+        <w:ind w:left="4242" w:hanging="283"/>
+      </w:pPr>
+      <w:rPr>
+        <w:rFonts w:ascii="Symbol" w:hAnsi="Symbol" w:cs="Symbol" w:hint="default"/>
+      </w:rPr>
+    </w:lvl>
+    <w:lvl w:ilvl="6">
+      <w:start w:val="1"/>
+      <w:numFmt w:val="bullet"/>
+      <w:lvlText w:val=""/>
+      <w:lvlJc w:val="left"/>
+      <w:pPr>
+        <w:tabs>
+          <w:tab w:val="num" w:pos="4949"/>
+        </w:tabs>
+        <w:ind w:left="4949" w:hanging="283"/>
+      </w:pPr>
+      <w:rPr>
+        <w:rFonts w:ascii="Symbol" w:hAnsi="Symbol" w:cs="Symbol" w:hint="default"/>
+      </w:rPr>
+    </w:lvl>
+    <w:lvl w:ilvl="7">
+      <w:start w:val="1"/>
+      <w:numFmt w:val="bullet"/>
+      <w:lvlText w:val=""/>
+      <w:lvlJc w:val="left"/>
+      <w:pPr>
+        <w:tabs>
+          <w:tab w:val="num" w:pos="5656"/>
+        </w:tabs>
+        <w:ind w:left="5656" w:hanging="283"/>
+      </w:pPr>
+      <w:rPr>
+        <w:rFonts w:ascii="Symbol" w:hAnsi="Symbol" w:cs="Symbol" w:hint="default"/>
+      </w:rPr>
+    </w:lvl>
+    <w:lvl w:ilvl="8">
+      <w:start w:val="1"/>
+      <w:numFmt w:val="bullet"/>
+      <w:lvlText w:val=""/>
+      <w:lvlJc w:val="left"/>
+      <w:pPr>
+        <w:tabs>
+          <w:tab w:val="num" w:pos="6363"/>
+        </w:tabs>
+        <w:ind w:left="6363" w:hanging="283"/>
+      </w:pPr>
+      <w:rPr>
+        <w:rFonts w:ascii="Symbol" w:hAnsi="Symbol" w:cs="Symbol" w:hint="default"/>
+      </w:rPr>
+    </w:lvl>
+  </w:abstractNum>
+  <w:abstractNum w:abstractNumId="3">
+    <w:lvl w:ilvl="0">
+      <w:start w:val="1"/>
+      <w:numFmt w:val="decimal"/>
+      <w:lvlText w:val="%1."/>
+      <w:lvlJc w:val="left"/>
+      <w:pPr>
+        <w:tabs>
+          <w:tab w:val="num" w:pos="707"/>
+        </w:tabs>
+        <w:ind w:left="707" w:hanging="283"/>
+      </w:pPr>
+    </w:lvl>
+    <w:lvl w:ilvl="1">
+      <w:start w:val="1"/>
+      <w:numFmt w:val="decimal"/>
+      <w:lvlText w:val="%2."/>
+      <w:lvlJc w:val="left"/>
+      <w:pPr>
+        <w:tabs>
+          <w:tab w:val="num" w:pos="1414"/>
+        </w:tabs>
+        <w:ind w:left="1414" w:hanging="283"/>
+      </w:pPr>
+    </w:lvl>
+    <w:lvl w:ilvl="2">
+      <w:start w:val="1"/>
+      <w:numFmt w:val="decimal"/>
+      <w:lvlText w:val="%3."/>
+      <w:lvlJc w:val="left"/>
+      <w:pPr>
+        <w:tabs>
+          <w:tab w:val="num" w:pos="2121"/>
+        </w:tabs>
+        <w:ind w:left="2121" w:hanging="283"/>
+      </w:pPr>
+    </w:lvl>
+    <w:lvl w:ilvl="3">
+      <w:start w:val="1"/>
+      <w:numFmt w:val="decimal"/>
+      <w:lvlText w:val="%4."/>
+      <w:lvlJc w:val="left"/>
+      <w:pPr>
+        <w:tabs>
+          <w:tab w:val="num" w:pos="2828"/>
+        </w:tabs>
+        <w:ind w:left="2828" w:hanging="283"/>
+      </w:pPr>
+    </w:lvl>
+    <w:lvl w:ilvl="4">
+      <w:start w:val="1"/>
+      <w:numFmt w:val="decimal"/>
+      <w:lvlText w:val="%5."/>
+      <w:lvlJc w:val="left"/>
+      <w:pPr>
+        <w:tabs>
+          <w:tab w:val="num" w:pos="3535"/>
+        </w:tabs>
+        <w:ind w:left="3535" w:hanging="283"/>
+      </w:pPr>
+    </w:lvl>
+    <w:lvl w:ilvl="5">
+      <w:start w:val="1"/>
+      <w:numFmt w:val="decimal"/>
+      <w:lvlText w:val="%6."/>
+      <w:lvlJc w:val="left"/>
+      <w:pPr>
+        <w:tabs>
+          <w:tab w:val="num" w:pos="4242"/>
+        </w:tabs>
+        <w:ind w:left="4242" w:hanging="283"/>
+      </w:pPr>
+    </w:lvl>
+    <w:lvl w:ilvl="6">
+      <w:start w:val="1"/>
+      <w:numFmt w:val="decimal"/>
+      <w:lvlText w:val="%7."/>
+      <w:lvlJc w:val="left"/>
+      <w:pPr>
+        <w:tabs>
+          <w:tab w:val="num" w:pos="4949"/>
+        </w:tabs>
+        <w:ind w:left="4949" w:hanging="283"/>
+      </w:pPr>
+    </w:lvl>
+    <w:lvl w:ilvl="7">
+      <w:start w:val="1"/>
+      <w:numFmt w:val="decimal"/>
+      <w:lvlText w:val="%8."/>
+      <w:lvlJc w:val="left"/>
+      <w:pPr>
+        <w:tabs>
+          <w:tab w:val="num" w:pos="5656"/>
+        </w:tabs>
+        <w:ind w:left="5656" w:hanging="283"/>
+      </w:pPr>
+    </w:lvl>
+    <w:lvl w:ilvl="8">
+      <w:start w:val="1"/>
+      <w:numFmt w:val="decimal"/>
+      <w:lvlText w:val="%9."/>
+      <w:lvlJc w:val="left"/>
+      <w:pPr>
+        <w:tabs>
+          <w:tab w:val="num" w:pos="6363"/>
+        </w:tabs>
+        <w:ind w:left="6363" w:hanging="283"/>
+      </w:pPr>
+    </w:lvl>
+  </w:abstractNum>
+  <w:abstractNum w:abstractNumId="4">
+    <w:lvl w:ilvl="0">
+      <w:start w:val="1"/>
+      <w:numFmt w:val="decimal"/>
+      <w:lvlText w:val="%1."/>
+      <w:lvlJc w:val="left"/>
+      <w:pPr>
+        <w:tabs>
+          <w:tab w:val="num" w:pos="707"/>
+        </w:tabs>
+        <w:ind w:left="707" w:hanging="283"/>
+      </w:pPr>
+    </w:lvl>
+    <w:lvl w:ilvl="1">
+      <w:start w:val="1"/>
+      <w:numFmt w:val="decimal"/>
+      <w:lvlText w:val="%2."/>
+      <w:lvlJc w:val="left"/>
+      <w:pPr>
+        <w:tabs>
+          <w:tab w:val="num" w:pos="1414"/>
+        </w:tabs>
+        <w:ind w:left="1414" w:hanging="283"/>
+      </w:pPr>
+    </w:lvl>
+    <w:lvl w:ilvl="2">
+      <w:start w:val="1"/>
+      <w:numFmt w:val="decimal"/>
+      <w:lvlText w:val="%3."/>
+      <w:lvlJc w:val="left"/>
+      <w:pPr>
+        <w:tabs>
+          <w:tab w:val="num" w:pos="2121"/>
+        </w:tabs>
+        <w:ind w:left="2121" w:hanging="283"/>
+      </w:pPr>
+    </w:lvl>
+    <w:lvl w:ilvl="3">
+      <w:start w:val="1"/>
+      <w:numFmt w:val="decimal"/>
+      <w:lvlText w:val="%4."/>
+      <w:lvlJc w:val="left"/>
+      <w:pPr>
+        <w:tabs>
+          <w:tab w:val="num" w:pos="2828"/>
+        </w:tabs>
+        <w:ind w:left="2828" w:hanging="283"/>
+      </w:pPr>
+    </w:lvl>
+    <w:lvl w:ilvl="4">
+      <w:start w:val="1"/>
+      <w:numFmt w:val="decimal"/>
+      <w:lvlText w:val="%5."/>
+      <w:lvlJc w:val="left"/>
+      <w:pPr>
+        <w:tabs>
+          <w:tab w:val="num" w:pos="3535"/>
+        </w:tabs>
+        <w:ind w:left="3535" w:hanging="283"/>
+      </w:pPr>
+    </w:lvl>
+    <w:lvl w:ilvl="5">
+      <w:start w:val="1"/>
+      <w:numFmt w:val="decimal"/>
+      <w:lvlText w:val="%6."/>
+      <w:lvlJc w:val="left"/>
+      <w:pPr>
+        <w:tabs>
+          <w:tab w:val="num" w:pos="4242"/>
+        </w:tabs>
+        <w:ind w:left="4242" w:hanging="283"/>
+      </w:pPr>
+    </w:lvl>
+    <w:lvl w:ilvl="6">
+      <w:start w:val="1"/>
+      <w:numFmt w:val="decimal"/>
+      <w:lvlText w:val="%7."/>
+      <w:lvlJc w:val="left"/>
+      <w:pPr>
+        <w:tabs>
+          <w:tab w:val="num" w:pos="4949"/>
+        </w:tabs>
+        <w:ind w:left="4949" w:hanging="283"/>
+      </w:pPr>
+    </w:lvl>
+    <w:lvl w:ilvl="7">
+      <w:start w:val="1"/>
+      <w:numFmt w:val="decimal"/>
+      <w:lvlText w:val="%8."/>
+      <w:lvlJc w:val="left"/>
+      <w:pPr>
+        <w:tabs>
+          <w:tab w:val="num" w:pos="5656"/>
+        </w:tabs>
+        <w:ind w:left="5656" w:hanging="283"/>
+      </w:pPr>
+    </w:lvl>
+    <w:lvl w:ilvl="8">
+      <w:start w:val="1"/>
+      <w:numFmt w:val="decimal"/>
+      <w:lvlText w:val="%9."/>
+      <w:lvlJc w:val="left"/>
+      <w:pPr>
+        <w:tabs>
+          <w:tab w:val="num" w:pos="6363"/>
+        </w:tabs>
+        <w:ind w:left="6363" w:hanging="283"/>
+      </w:pPr>
+    </w:lvl>
+  </w:abstractNum>
+  <w:abstractNum w:abstractNumId="5">
+    <w:lvl w:ilvl="0">
+      <w:start w:val="1"/>
+      <w:numFmt w:val="decimal"/>
+      <w:lvlText w:val="%1."/>
+      <w:lvlJc w:val="left"/>
+      <w:pPr>
+        <w:tabs>
+          <w:tab w:val="num" w:pos="707"/>
+        </w:tabs>
+        <w:ind w:left="707" w:hanging="283"/>
+      </w:pPr>
+    </w:lvl>
+    <w:lvl w:ilvl="1">
+      <w:start w:val="1"/>
+      <w:numFmt w:val="decimal"/>
+      <w:lvlText w:val="%2."/>
+      <w:lvlJc w:val="left"/>
+      <w:pPr>
+        <w:tabs>
+          <w:tab w:val="num" w:pos="1414"/>
+        </w:tabs>
+        <w:ind w:left="1414" w:hanging="283"/>
+      </w:pPr>
+    </w:lvl>
+    <w:lvl w:ilvl="2">
+      <w:start w:val="1"/>
+      <w:numFmt w:val="decimal"/>
+      <w:lvlText w:val="%3."/>
+      <w:lvlJc w:val="left"/>
+      <w:pPr>
+        <w:tabs>
+          <w:tab w:val="num" w:pos="2121"/>
+        </w:tabs>
+        <w:ind w:left="2121" w:hanging="283"/>
+      </w:pPr>
+    </w:lvl>
+    <w:lvl w:ilvl="3">
+      <w:start w:val="1"/>
+      <w:numFmt w:val="decimal"/>
+      <w:lvlText w:val="%4."/>
+      <w:lvlJc w:val="left"/>
+      <w:pPr>
+        <w:tabs>
+          <w:tab w:val="num" w:pos="2828"/>
+        </w:tabs>
+        <w:ind w:left="2828" w:hanging="283"/>
+      </w:pPr>
+    </w:lvl>
+    <w:lvl w:ilvl="4">
+      <w:start w:val="1"/>
+      <w:numFmt w:val="decimal"/>
+      <w:lvlText w:val="%5."/>
+      <w:lvlJc w:val="left"/>
+      <w:pPr>
+        <w:tabs>
+          <w:tab w:val="num" w:pos="3535"/>
+        </w:tabs>
+        <w:ind w:left="3535" w:hanging="283"/>
+      </w:pPr>
+    </w:lvl>
+    <w:lvl w:ilvl="5">
+      <w:start w:val="1"/>
+      <w:numFmt w:val="decimal"/>
+      <w:lvlText w:val="%6."/>
+      <w:lvlJc w:val="left"/>
+      <w:pPr>
+        <w:tabs>
+          <w:tab w:val="num" w:pos="4242"/>
+        </w:tabs>
+        <w:ind w:left="4242" w:hanging="283"/>
+      </w:pPr>
+    </w:lvl>
+    <w:lvl w:ilvl="6">
+      <w:start w:val="1"/>
+      <w:numFmt w:val="decimal"/>
+      <w:lvlText w:val="%7."/>
+      <w:lvlJc w:val="left"/>
+      <w:pPr>
+        <w:tabs>
+          <w:tab w:val="num" w:pos="4949"/>
+        </w:tabs>
+        <w:ind w:left="4949" w:hanging="283"/>
+      </w:pPr>
+    </w:lvl>
+    <w:lvl w:ilvl="7">
+      <w:start w:val="1"/>
+      <w:numFmt w:val="decimal"/>
+      <w:lvlText w:val="%8."/>
+      <w:lvlJc w:val="left"/>
+      <w:pPr>
+        <w:tabs>
+          <w:tab w:val="num" w:pos="5656"/>
+        </w:tabs>
+        <w:ind w:left="5656" w:hanging="283"/>
+      </w:pPr>
+    </w:lvl>
+    <w:lvl w:ilvl="8">
+      <w:start w:val="1"/>
+      <w:numFmt w:val="decimal"/>
+      <w:lvlText w:val="%9."/>
+      <w:lvlJc w:val="left"/>
+      <w:pPr>
+        <w:tabs>
+          <w:tab w:val="num" w:pos="6363"/>
+        </w:tabs>
+        <w:ind w:left="6363" w:hanging="283"/>
+      </w:pPr>
+    </w:lvl>
+  </w:abstractNum>
+  <w:abstractNum w:abstractNumId="6">
+    <w:lvl w:ilvl="0">
+      <w:start w:val="1"/>
+      <w:numFmt w:val="decimal"/>
+      <w:lvlText w:val="%1."/>
+      <w:lvlJc w:val="left"/>
+      <w:pPr>
+        <w:tabs>
+          <w:tab w:val="num" w:pos="707"/>
+        </w:tabs>
+        <w:ind w:left="707" w:hanging="283"/>
+      </w:pPr>
+    </w:lvl>
+    <w:lvl w:ilvl="1">
+      <w:start w:val="1"/>
+      <w:numFmt w:val="decimal"/>
+      <w:lvlText w:val="%2."/>
+      <w:lvlJc w:val="left"/>
+      <w:pPr>
+        <w:tabs>
+          <w:tab w:val="num" w:pos="1414"/>
+        </w:tabs>
+        <w:ind w:left="1414" w:hanging="283"/>
+      </w:pPr>
+    </w:lvl>
+    <w:lvl w:ilvl="2">
+      <w:start w:val="1"/>
+      <w:numFmt w:val="decimal"/>
+      <w:lvlText w:val="%3."/>
+      <w:lvlJc w:val="left"/>
+      <w:pPr>
+        <w:tabs>
+          <w:tab w:val="num" w:pos="2121"/>
+        </w:tabs>
+        <w:ind w:left="2121" w:hanging="283"/>
+      </w:pPr>
+    </w:lvl>
+    <w:lvl w:ilvl="3">
+      <w:start w:val="1"/>
+      <w:numFmt w:val="decimal"/>
+      <w:lvlText w:val="%4."/>
+      <w:lvlJc w:val="left"/>
+      <w:pPr>
+        <w:tabs>
+          <w:tab w:val="num" w:pos="2828"/>
+        </w:tabs>
+        <w:ind w:left="2828" w:hanging="283"/>
+      </w:pPr>
+    </w:lvl>
+    <w:lvl w:ilvl="4">
+      <w:start w:val="1"/>
+      <w:numFmt w:val="decimal"/>
+      <w:lvlText w:val="%5."/>
+      <w:lvlJc w:val="left"/>
+      <w:pPr>
+        <w:tabs>
+          <w:tab w:val="num" w:pos="3535"/>
+        </w:tabs>
+        <w:ind w:left="3535" w:hanging="283"/>
+      </w:pPr>
+    </w:lvl>
+    <w:lvl w:ilvl="5">
+      <w:start w:val="1"/>
+      <w:numFmt w:val="decimal"/>
+      <w:lvlText w:val="%6."/>
+      <w:lvlJc w:val="left"/>
+      <w:pPr>
+        <w:tabs>
+          <w:tab w:val="num" w:pos="4242"/>
+        </w:tabs>
+        <w:ind w:left="4242" w:hanging="283"/>
+      </w:pPr>
+    </w:lvl>
+    <w:lvl w:ilvl="6">
+      <w:start w:val="1"/>
+      <w:numFmt w:val="decimal"/>
+      <w:lvlText w:val="%7."/>
+      <w:lvlJc w:val="left"/>
+      <w:pPr>
+        <w:tabs>
+          <w:tab w:val="num" w:pos="4949"/>
+        </w:tabs>
+        <w:ind w:left="4949" w:hanging="283"/>
+      </w:pPr>
+    </w:lvl>
+    <w:lvl w:ilvl="7">
+      <w:start w:val="1"/>
+      <w:numFmt w:val="decimal"/>
+      <w:lvlText w:val="%8."/>
+      <w:lvlJc w:val="left"/>
+      <w:pPr>
+        <w:tabs>
+          <w:tab w:val="num" w:pos="5656"/>
+        </w:tabs>
+        <w:ind w:left="5656" w:hanging="283"/>
+      </w:pPr>
+    </w:lvl>
+    <w:lvl w:ilvl="8">
+      <w:start w:val="1"/>
+      <w:numFmt w:val="decimal"/>
+      <w:lvlText w:val="%9."/>
+      <w:lvlJc w:val="left"/>
+      <w:pPr>
+        <w:tabs>
+          <w:tab w:val="num" w:pos="6363"/>
+        </w:tabs>
+        <w:ind w:left="6363" w:hanging="283"/>
+      </w:pPr>
+    </w:lvl>
+  </w:abstractNum>
+  <w:abstractNum w:abstractNumId="7">
+    <w:lvl w:ilvl="0">
+      <w:start w:val="1"/>
+      <w:numFmt w:val="decimal"/>
+      <w:lvlText w:val="%1."/>
+      <w:lvlJc w:val="left"/>
+      <w:pPr>
+        <w:tabs>
+          <w:tab w:val="num" w:pos="707"/>
+        </w:tabs>
+        <w:ind w:left="707" w:hanging="283"/>
+      </w:pPr>
+    </w:lvl>
+    <w:lvl w:ilvl="1">
+      <w:start w:val="1"/>
+      <w:numFmt w:val="decimal"/>
+      <w:lvlText w:val="%2."/>
+      <w:lvlJc w:val="left"/>
+      <w:pPr>
+        <w:tabs>
+          <w:tab w:val="num" w:pos="1414"/>
+        </w:tabs>
+        <w:ind w:left="1414" w:hanging="283"/>
+      </w:pPr>
+    </w:lvl>
+    <w:lvl w:ilvl="2">
+      <w:start w:val="1"/>
+      <w:numFmt w:val="decimal"/>
+      <w:lvlText w:val="%3."/>
+      <w:lvlJc w:val="left"/>
+      <w:pPr>
+        <w:tabs>
+          <w:tab w:val="num" w:pos="2121"/>
+        </w:tabs>
+        <w:ind w:left="2121" w:hanging="283"/>
+      </w:pPr>
+    </w:lvl>
+    <w:lvl w:ilvl="3">
+      <w:start w:val="1"/>
+      <w:numFmt w:val="decimal"/>
+      <w:lvlText w:val="%4."/>
+      <w:lvlJc w:val="left"/>
+      <w:pPr>
+        <w:tabs>
+          <w:tab w:val="num" w:pos="2828"/>
+        </w:tabs>
+        <w:ind w:left="2828" w:hanging="283"/>
+      </w:pPr>
+    </w:lvl>
+    <w:lvl w:ilvl="4">
+      <w:start w:val="1"/>
+      <w:numFmt w:val="decimal"/>
+      <w:lvlText w:val="%5."/>
+      <w:lvlJc w:val="left"/>
+      <w:pPr>
+        <w:tabs>
+          <w:tab w:val="num" w:pos="3535"/>
+        </w:tabs>
+        <w:ind w:left="3535" w:hanging="283"/>
+      </w:pPr>
+    </w:lvl>
+    <w:lvl w:ilvl="5">
+      <w:start w:val="1"/>
+      <w:numFmt w:val="decimal"/>
+      <w:lvlText w:val="%6."/>
+      <w:lvlJc w:val="left"/>
+      <w:pPr>
+        <w:tabs>
+          <w:tab w:val="num" w:pos="4242"/>
+        </w:tabs>
+        <w:ind w:left="4242" w:hanging="283"/>
+      </w:pPr>
+    </w:lvl>
+    <w:lvl w:ilvl="6">
+      <w:start w:val="1"/>
+      <w:numFmt w:val="decimal"/>
+      <w:lvlText w:val="%7."/>
+      <w:lvlJc w:val="left"/>
+      <w:pPr>
+        <w:tabs>
+          <w:tab w:val="num" w:pos="4949"/>
+        </w:tabs>
+        <w:ind w:left="4949" w:hanging="283"/>
+      </w:pPr>
+    </w:lvl>
+    <w:lvl w:ilvl="7">
+      <w:start w:val="1"/>
+      <w:numFmt w:val="decimal"/>
+      <w:lvlText w:val="%8."/>
+      <w:lvlJc w:val="left"/>
+      <w:pPr>
+        <w:tabs>
+          <w:tab w:val="num" w:pos="5656"/>
+        </w:tabs>
+        <w:ind w:left="5656" w:hanging="283"/>
+      </w:pPr>
+    </w:lvl>
+    <w:lvl w:ilvl="8">
+      <w:start w:val="1"/>
+      <w:numFmt w:val="decimal"/>
+      <w:lvlText w:val="%9."/>
+      <w:lvlJc w:val="left"/>
+      <w:pPr>
+        <w:tabs>
+          <w:tab w:val="num" w:pos="6363"/>
+        </w:tabs>
+        <w:ind w:left="6363" w:hanging="283"/>
+      </w:pPr>
+    </w:lvl>
+  </w:abstractNum>
+  <w:abstractNum w:abstractNumId="8">
+    <w:lvl w:ilvl="0">
+      <w:start w:val="1"/>
+      <w:numFmt w:val="decimal"/>
+      <w:lvlText w:val="%1."/>
+      <w:lvlJc w:val="left"/>
+      <w:pPr>
+        <w:tabs>
+          <w:tab w:val="num" w:pos="707"/>
+        </w:tabs>
+        <w:ind w:left="707" w:hanging="283"/>
+      </w:pPr>
+    </w:lvl>
+    <w:lvl w:ilvl="1">
+      <w:start w:val="1"/>
+      <w:numFmt w:val="decimal"/>
+      <w:lvlText w:val="%2."/>
+      <w:lvlJc w:val="left"/>
+      <w:pPr>
+        <w:tabs>
+          <w:tab w:val="num" w:pos="1414"/>
+        </w:tabs>
+        <w:ind w:left="1414" w:hanging="283"/>
+      </w:pPr>
+    </w:lvl>
+    <w:lvl w:ilvl="2">
+      <w:start w:val="1"/>
+      <w:numFmt w:val="decimal"/>
+      <w:lvlText w:val="%3."/>
+      <w:lvlJc w:val="left"/>
+      <w:pPr>
+        <w:tabs>
+          <w:tab w:val="num" w:pos="2121"/>
+        </w:tabs>
+        <w:ind w:left="2121" w:hanging="283"/>
+      </w:pPr>
+    </w:lvl>
+    <w:lvl w:ilvl="3">
+      <w:start w:val="1"/>
+      <w:numFmt w:val="decimal"/>
+      <w:lvlText w:val="%4."/>
+      <w:lvlJc w:val="left"/>
+      <w:pPr>
+        <w:tabs>
+          <w:tab w:val="num" w:pos="2828"/>
+        </w:tabs>
+        <w:ind w:left="2828" w:hanging="283"/>
+      </w:pPr>
+    </w:lvl>
+    <w:lvl w:ilvl="4">
+      <w:start w:val="1"/>
+      <w:numFmt w:val="decimal"/>
+      <w:lvlText w:val="%5."/>
+      <w:lvlJc w:val="left"/>
+      <w:pPr>
+        <w:tabs>
+          <w:tab w:val="num" w:pos="3535"/>
+        </w:tabs>
+        <w:ind w:left="3535" w:hanging="283"/>
+      </w:pPr>
+    </w:lvl>
+    <w:lvl w:ilvl="5">
+      <w:start w:val="1"/>
+      <w:numFmt w:val="decimal"/>
+      <w:lvlText w:val="%6."/>
+      <w:lvlJc w:val="left"/>
+      <w:pPr>
+        <w:tabs>
+          <w:tab w:val="num" w:pos="4242"/>
+        </w:tabs>
+        <w:ind w:left="4242" w:hanging="283"/>
+      </w:pPr>
+    </w:lvl>
+    <w:lvl w:ilvl="6">
+      <w:start w:val="1"/>
+      <w:numFmt w:val="decimal"/>
+      <w:lvlText w:val="%7."/>
+      <w:lvlJc w:val="left"/>
+      <w:pPr>
+        <w:tabs>
+          <w:tab w:val="num" w:pos="4949"/>
+        </w:tabs>
+        <w:ind w:left="4949" w:hanging="283"/>
+      </w:pPr>
+    </w:lvl>
+    <w:lvl w:ilvl="7">
+      <w:start w:val="1"/>
+      <w:numFmt w:val="decimal"/>
+      <w:lvlText w:val="%8."/>
+      <w:lvlJc w:val="left"/>
+      <w:pPr>
+        <w:tabs>
+          <w:tab w:val="num" w:pos="5656"/>
+        </w:tabs>
+        <w:ind w:left="5656" w:hanging="283"/>
+      </w:pPr>
+    </w:lvl>
+    <w:lvl w:ilvl="8">
+      <w:start w:val="1"/>
+      <w:numFmt w:val="decimal"/>
+      <w:lvlText w:val="%9."/>
+      <w:lvlJc w:val="left"/>
+      <w:pPr>
+        <w:tabs>
+          <w:tab w:val="num" w:pos="6363"/>
+        </w:tabs>
+        <w:ind w:left="6363" w:hanging="283"/>
+      </w:pPr>
+    </w:lvl>
+  </w:abstractNum>
+  <w:abstractNum w:abstractNumId="9">
+    <w:lvl w:ilvl="0">
+      <w:start w:val="1"/>
+      <w:numFmt w:val="decimal"/>
+      <w:lvlText w:val="%1."/>
+      <w:lvlJc w:val="left"/>
+      <w:pPr>
+        <w:tabs>
+          <w:tab w:val="num" w:pos="707"/>
+        </w:tabs>
+        <w:ind w:left="707" w:hanging="283"/>
+      </w:pPr>
+    </w:lvl>
+    <w:lvl w:ilvl="1">
+      <w:start w:val="1"/>
+      <w:numFmt w:val="decimal"/>
+      <w:lvlText w:val="%2."/>
+      <w:lvlJc w:val="left"/>
+      <w:pPr>
+        <w:tabs>
+          <w:tab w:val="num" w:pos="1414"/>
+        </w:tabs>
+        <w:ind w:left="1414" w:hanging="283"/>
+      </w:pPr>
+    </w:lvl>
+    <w:lvl w:ilvl="2">
+      <w:start w:val="1"/>
+      <w:numFmt w:val="decimal"/>
+      <w:lvlText w:val="%3."/>
+      <w:lvlJc w:val="left"/>
+      <w:pPr>
+        <w:tabs>
+          <w:tab w:val="num" w:pos="2121"/>
+        </w:tabs>
+        <w:ind w:left="2121" w:hanging="283"/>
+      </w:pPr>
+    </w:lvl>
+    <w:lvl w:ilvl="3">
+      <w:start w:val="1"/>
+      <w:numFmt w:val="decimal"/>
+      <w:lvlText w:val="%4."/>
+      <w:lvlJc w:val="left"/>
+      <w:pPr>
+        <w:tabs>
+          <w:tab w:val="num" w:pos="2828"/>
+        </w:tabs>
+        <w:ind w:left="2828" w:hanging="283"/>
+      </w:pPr>
+    </w:lvl>
+    <w:lvl w:ilvl="4">
+      <w:start w:val="1"/>
+      <w:numFmt w:val="decimal"/>
+      <w:lvlText w:val="%5."/>
+      <w:lvlJc w:val="left"/>
+      <w:pPr>
+        <w:tabs>
+          <w:tab w:val="num" w:pos="3535"/>
+        </w:tabs>
+        <w:ind w:left="3535" w:hanging="283"/>
+      </w:pPr>
+    </w:lvl>
+    <w:lvl w:ilvl="5">
+      <w:start w:val="1"/>
+      <w:numFmt w:val="decimal"/>
+      <w:lvlText w:val="%6."/>
+      <w:lvlJc w:val="left"/>
+      <w:pPr>
+        <w:tabs>
+          <w:tab w:val="num" w:pos="4242"/>
+        </w:tabs>
+        <w:ind w:left="4242" w:hanging="283"/>
+      </w:pPr>
+    </w:lvl>
+    <w:lvl w:ilvl="6">
+      <w:start w:val="1"/>
+      <w:numFmt w:val="decimal"/>
+      <w:lvlText w:val="%7."/>
+      <w:lvlJc w:val="left"/>
+      <w:pPr>
+        <w:tabs>
+          <w:tab w:val="num" w:pos="4949"/>
+        </w:tabs>
+        <w:ind w:left="4949" w:hanging="283"/>
+      </w:pPr>
+    </w:lvl>
+    <w:lvl w:ilvl="7">
+      <w:start w:val="1"/>
+      <w:numFmt w:val="decimal"/>
+      <w:lvlText w:val="%8."/>
+      <w:lvlJc w:val="left"/>
+      <w:pPr>
+        <w:tabs>
+          <w:tab w:val="num" w:pos="5656"/>
+        </w:tabs>
+        <w:ind w:left="5656" w:hanging="283"/>
+      </w:pPr>
+    </w:lvl>
+    <w:lvl w:ilvl="8">
+      <w:start w:val="1"/>
+      <w:numFmt w:val="decimal"/>
+      <w:lvlText w:val="%9."/>
+      <w:lvlJc w:val="left"/>
+      <w:pPr>
+        <w:tabs>
+          <w:tab w:val="num" w:pos="6363"/>
+        </w:tabs>
+        <w:ind w:left="6363" w:hanging="283"/>
       </w:pPr>
     </w:lvl>
   </w:abstractNum>
@@ -4980,14 +5313,12 @@
       <w:rPr>
         <w:rFonts w:ascii="Liberation Serif" w:hAnsi="Liberation Serif" w:eastAsia="Noto Serif CJK SC" w:cs="Lohit Devanagari"/>
         <w:kern w:val="2"/>
-        <w:sz w:val="24"/>
         <w:szCs w:val="24"/>
         <w:lang w:val="en-IN" w:eastAsia="zh-CN" w:bidi="hi-IN"/>
       </w:rPr>
     </w:rPrDefault>
     <w:pPrDefault>
       <w:pPr>
-        <w:widowControl/>
         <w:suppressAutoHyphens w:val="true"/>
       </w:pPr>
     </w:pPrDefault>
@@ -4997,7 +5328,10 @@
     <w:qFormat/>
     <w:pPr>
       <w:widowControl/>
+      <w:suppressAutoHyphens w:val="true"/>
       <w:bidi w:val="0"/>
+      <w:spacing w:before="0" w:after="0"/>
+      <w:jc w:val="left"/>
     </w:pPr>
     <w:rPr>
       <w:rFonts w:ascii="Liberation Serif" w:hAnsi="Liberation Serif" w:eastAsia="Noto Serif CJK SC" w:cs="Lohit Devanagari"/>
@@ -5014,6 +5348,10 @@
     <w:next w:val="TextBody"/>
     <w:qFormat/>
     <w:pPr>
+      <w:numPr>
+        <w:ilvl w:val="0"/>
+        <w:numId w:val="1"/>
+      </w:numPr>
       <w:spacing w:before="240" w:after="120"/>
       <w:outlineLvl w:val="0"/>
     </w:pPr>
@@ -5031,6 +5369,10 @@
     <w:next w:val="TextBody"/>
     <w:qFormat/>
     <w:pPr>
+      <w:numPr>
+        <w:ilvl w:val="1"/>
+        <w:numId w:val="1"/>
+      </w:numPr>
       <w:spacing w:before="200" w:after="120"/>
       <w:outlineLvl w:val="1"/>
     </w:pPr>
